--- a/docs/待ちのしごと一覧表.docx
+++ b/docs/待ちのしごと一覧表.docx
@@ -249,6 +249,21 @@
     </w:p>
     <w:p>
       <w:pPr>
+        <w:spacing w:after="80" w:before="0"/>
+      </w:pPr>
+      <w:r>
+        <w:rPr>
+          <w:rFonts w:ascii="Yu Gothic" w:cs="Yu Gothic" w:eastAsia="Yu Gothic" w:hAnsi="Yu Gothic"/>
+          <w:b w:val="false"/>
+          <w:bCs w:val="false"/>
+          <w:sz w:val="21"/>
+          <w:szCs w:val="21"/>
+        </w:rPr>
+        <w:t xml:space="preserve">・おわったら、かならず 先生に 見てもらう</w:t>
+      </w:r>
+    </w:p>
+    <w:p>
+      <w:pPr>
         <w:spacing w:after="200" w:before="0"/>
       </w:pPr>
       <w:r>
@@ -259,7 +274,7 @@
           <w:sz w:val="21"/>
           <w:szCs w:val="21"/>
         </w:rPr>
-        <w:t xml:space="preserve">・おわったら、かならず 先生に 見てもらう</w:t>
+        <w:t xml:space="preserve">・農薬スプレー（36番）は、一人では しない。先生と いっしょに する</w:t>
       </w:r>
     </w:p>
     <w:p>
@@ -2438,7 +2453,7 @@
     </w:p>
     <w:p>
       <w:pPr>
-        <w:shd w:fill="E2EFDA" w:color="auto" w:val="clear"/>
+        <w:shd w:fill="E7DDEE" w:color="auto" w:val="clear"/>
         <w:spacing w:after="140" w:before="200"/>
       </w:pPr>
       <w:r>
@@ -2449,7 +2464,7 @@
           <w:sz w:val="30"/>
           <w:szCs w:val="30"/>
         </w:rPr>
-        <w:t xml:space="preserve">　２　体育館の しごと　</w:t>
+        <w:t xml:space="preserve">　２　土づくりの しごと　</w:t>
       </w:r>
     </w:p>
     <w:tbl>
@@ -2670,35 +2685,35 @@
                 <w:sz w:val="21"/>
                 <w:szCs w:val="21"/>
               </w:rPr>
-              <w:t xml:space="preserve">体育館の モップがけ（半分）</w:t>
-            </w:r>
-          </w:p>
-        </w:tc>
-        <w:tc>
-          <w:tcPr>
-            <w:tcW w:type="dxa" w:w="800"/>
-            <w:tcMar>
-              <w:top w:type="dxa" w:w="60"/>
-              <w:left w:type="dxa" w:w="90"/>
-              <w:bottom w:type="dxa" w:w="60"/>
-              <w:right w:type="dxa" w:w="90"/>
-            </w:tcMar>
-            <w:vAlign w:val="center"/>
-          </w:tcPr>
-          <w:p>
-            <w:pPr>
-              <w:spacing w:after="0"/>
-              <w:jc w:val="center"/>
-            </w:pPr>
-            <w:r>
-              <w:rPr>
-                <w:rFonts w:ascii="Yu Gothic" w:cs="Yu Gothic" w:eastAsia="Yu Gothic" w:hAnsi="Yu Gothic"/>
-                <w:b w:val="false"/>
-                <w:bCs w:val="false"/>
-                <w:sz w:val="21"/>
-                <w:szCs w:val="21"/>
-              </w:rPr>
-              <w:t xml:space="preserve">30分</w:t>
+              <w:t xml:space="preserve">くず土の 水を きる</w:t>
+            </w:r>
+          </w:p>
+        </w:tc>
+        <w:tc>
+          <w:tcPr>
+            <w:tcW w:type="dxa" w:w="800"/>
+            <w:tcMar>
+              <w:top w:type="dxa" w:w="60"/>
+              <w:left w:type="dxa" w:w="90"/>
+              <w:bottom w:type="dxa" w:w="60"/>
+              <w:right w:type="dxa" w:w="90"/>
+            </w:tcMar>
+            <w:vAlign w:val="center"/>
+          </w:tcPr>
+          <w:p>
+            <w:pPr>
+              <w:spacing w:after="0"/>
+              <w:jc w:val="center"/>
+            </w:pPr>
+            <w:r>
+              <w:rPr>
+                <w:rFonts w:ascii="Yu Gothic" w:cs="Yu Gothic" w:eastAsia="Yu Gothic" w:hAnsi="Yu Gothic"/>
+                <w:b w:val="false"/>
+                <w:bCs w:val="false"/>
+                <w:sz w:val="21"/>
+                <w:szCs w:val="21"/>
+              </w:rPr>
+              <w:t xml:space="preserve">15分</w:t>
             </w:r>
           </w:p>
         </w:tc>
@@ -2725,7 +2740,7 @@
                 <w:sz w:val="21"/>
                 <w:szCs w:val="21"/>
               </w:rPr>
-              <w:t xml:space="preserve">モップ</w:t>
+              <w:t xml:space="preserve">石こう板・へら</w:t>
             </w:r>
           </w:p>
         </w:tc>
@@ -2752,7 +2767,7 @@
                 <w:sz w:val="21"/>
                 <w:szCs w:val="21"/>
               </w:rPr>
-              <w:t xml:space="preserve">半分を 全部 かけた</w:t>
+              <w:t xml:space="preserve">くず土が 板に 広げてある</w:t>
             </w:r>
           </w:p>
         </w:tc>
@@ -2811,36 +2826,36 @@
                 <w:sz w:val="21"/>
                 <w:szCs w:val="21"/>
               </w:rPr>
-              <w:t xml:space="preserve">ステージ下の 用具点けん</w:t>
-            </w:r>
-          </w:p>
-        </w:tc>
-        <w:tc>
-          <w:tcPr>
-            <w:tcW w:type="dxa" w:w="800"/>
-            <w:shd w:fill="F2F2F2" w:color="auto" w:val="clear"/>
-            <w:tcMar>
-              <w:top w:type="dxa" w:w="60"/>
-              <w:left w:type="dxa" w:w="90"/>
-              <w:bottom w:type="dxa" w:w="60"/>
-              <w:right w:type="dxa" w:w="90"/>
-            </w:tcMar>
-            <w:vAlign w:val="center"/>
-          </w:tcPr>
-          <w:p>
-            <w:pPr>
-              <w:spacing w:after="0"/>
-              <w:jc w:val="center"/>
-            </w:pPr>
-            <w:r>
-              <w:rPr>
-                <w:rFonts w:ascii="Yu Gothic" w:cs="Yu Gothic" w:eastAsia="Yu Gothic" w:hAnsi="Yu Gothic"/>
-                <w:b w:val="false"/>
-                <w:bCs w:val="false"/>
-                <w:sz w:val="21"/>
-                <w:szCs w:val="21"/>
-              </w:rPr>
-              <w:t xml:space="preserve">30分</w:t>
+              <w:t xml:space="preserve">土を 荒練りする</w:t>
+            </w:r>
+          </w:p>
+        </w:tc>
+        <w:tc>
+          <w:tcPr>
+            <w:tcW w:type="dxa" w:w="800"/>
+            <w:shd w:fill="F2F2F2" w:color="auto" w:val="clear"/>
+            <w:tcMar>
+              <w:top w:type="dxa" w:w="60"/>
+              <w:left w:type="dxa" w:w="90"/>
+              <w:bottom w:type="dxa" w:w="60"/>
+              <w:right w:type="dxa" w:w="90"/>
+            </w:tcMar>
+            <w:vAlign w:val="center"/>
+          </w:tcPr>
+          <w:p>
+            <w:pPr>
+              <w:spacing w:after="0"/>
+              <w:jc w:val="center"/>
+            </w:pPr>
+            <w:r>
+              <w:rPr>
+                <w:rFonts w:ascii="Yu Gothic" w:cs="Yu Gothic" w:eastAsia="Yu Gothic" w:hAnsi="Yu Gothic"/>
+                <w:b w:val="false"/>
+                <w:bCs w:val="false"/>
+                <w:sz w:val="21"/>
+                <w:szCs w:val="21"/>
+              </w:rPr>
+              <w:t xml:space="preserve">15分</w:t>
             </w:r>
           </w:p>
         </w:tc>
@@ -2868,7 +2883,7 @@
                 <w:sz w:val="21"/>
                 <w:szCs w:val="21"/>
               </w:rPr>
-              <w:t xml:space="preserve">点けんカード</w:t>
+              <w:t xml:space="preserve">練り台・切り糸</w:t>
             </w:r>
           </w:p>
         </w:tc>
@@ -2896,7 +2911,7 @@
                 <w:sz w:val="21"/>
                 <w:szCs w:val="21"/>
               </w:rPr>
-              <w:t xml:space="preserve">数を かぞえて きろくした</w:t>
+              <w:t xml:space="preserve">切って 気ほうが 見えない</w:t>
             </w:r>
           </w:p>
         </w:tc>
@@ -2953,7 +2968,7 @@
                 <w:sz w:val="21"/>
                 <w:szCs w:val="21"/>
               </w:rPr>
-              <w:t xml:space="preserve">ボールの 数を かぞえる</w:t>
+              <w:t xml:space="preserve">練った 土を 保管する</w:t>
             </w:r>
           </w:p>
         </w:tc>
@@ -3008,7 +3023,7 @@
                 <w:sz w:val="21"/>
                 <w:szCs w:val="21"/>
               </w:rPr>
-              <w:t xml:space="preserve">きろく用紙</w:t>
+              <w:t xml:space="preserve">ビニール・ペン</w:t>
             </w:r>
           </w:p>
         </w:tc>
@@ -3035,7 +3050,7 @@
                 <w:sz w:val="21"/>
                 <w:szCs w:val="21"/>
               </w:rPr>
-              <w:t xml:space="preserve">しゅるいごとに かぞえて ほうこくした</w:t>
+              <w:t xml:space="preserve">包んで 日づけを 書いた</w:t>
             </w:r>
           </w:p>
         </w:tc>
@@ -3094,36 +3109,36 @@
                 <w:sz w:val="21"/>
                 <w:szCs w:val="21"/>
               </w:rPr>
-              <w:t xml:space="preserve">ボールの 空気を 入れる</w:t>
-            </w:r>
-          </w:p>
-        </w:tc>
-        <w:tc>
-          <w:tcPr>
-            <w:tcW w:type="dxa" w:w="800"/>
-            <w:shd w:fill="F2F2F2" w:color="auto" w:val="clear"/>
-            <w:tcMar>
-              <w:top w:type="dxa" w:w="60"/>
-              <w:left w:type="dxa" w:w="90"/>
-              <w:bottom w:type="dxa" w:w="60"/>
-              <w:right w:type="dxa" w:w="90"/>
-            </w:tcMar>
-            <w:vAlign w:val="center"/>
-          </w:tcPr>
-          <w:p>
-            <w:pPr>
-              <w:spacing w:after="0"/>
-              <w:jc w:val="center"/>
-            </w:pPr>
-            <w:r>
-              <w:rPr>
-                <w:rFonts w:ascii="Yu Gothic" w:cs="Yu Gothic" w:eastAsia="Yu Gothic" w:hAnsi="Yu Gothic"/>
-                <w:b w:val="false"/>
-                <w:bCs w:val="false"/>
-                <w:sz w:val="21"/>
-                <w:szCs w:val="21"/>
-              </w:rPr>
-              <w:t xml:space="preserve">30分</w:t>
+              <w:t xml:space="preserve">石こう型を 洗って かわかす</w:t>
+            </w:r>
+          </w:p>
+        </w:tc>
+        <w:tc>
+          <w:tcPr>
+            <w:tcW w:type="dxa" w:w="800"/>
+            <w:shd w:fill="F2F2F2" w:color="auto" w:val="clear"/>
+            <w:tcMar>
+              <w:top w:type="dxa" w:w="60"/>
+              <w:left w:type="dxa" w:w="90"/>
+              <w:bottom w:type="dxa" w:w="60"/>
+              <w:right w:type="dxa" w:w="90"/>
+            </w:tcMar>
+            <w:vAlign w:val="center"/>
+          </w:tcPr>
+          <w:p>
+            <w:pPr>
+              <w:spacing w:after="0"/>
+              <w:jc w:val="center"/>
+            </w:pPr>
+            <w:r>
+              <w:rPr>
+                <w:rFonts w:ascii="Yu Gothic" w:cs="Yu Gothic" w:eastAsia="Yu Gothic" w:hAnsi="Yu Gothic"/>
+                <w:b w:val="false"/>
+                <w:bCs w:val="false"/>
+                <w:sz w:val="21"/>
+                <w:szCs w:val="21"/>
+              </w:rPr>
+              <w:t xml:space="preserve">15分</w:t>
             </w:r>
           </w:p>
         </w:tc>
@@ -3151,7 +3166,7 @@
                 <w:sz w:val="21"/>
                 <w:szCs w:val="21"/>
               </w:rPr>
-              <w:t xml:space="preserve">空気入れ</w:t>
+              <w:t xml:space="preserve">スポンジ・水</w:t>
             </w:r>
           </w:p>
         </w:tc>
@@ -3179,7 +3194,7 @@
                 <w:sz w:val="21"/>
                 <w:szCs w:val="21"/>
               </w:rPr>
-              <w:t xml:space="preserve">へこんだ ボールが ない</w:t>
+              <w:t xml:space="preserve">土が 落ちて、立てて ならべてある</w:t>
             </w:r>
           </w:p>
         </w:tc>
@@ -3236,35 +3251,35 @@
                 <w:sz w:val="21"/>
                 <w:szCs w:val="21"/>
               </w:rPr>
-              <w:t xml:space="preserve">用具庫の 整理</w:t>
-            </w:r>
-          </w:p>
-        </w:tc>
-        <w:tc>
-          <w:tcPr>
-            <w:tcW w:type="dxa" w:w="800"/>
-            <w:tcMar>
-              <w:top w:type="dxa" w:w="60"/>
-              <w:left w:type="dxa" w:w="90"/>
-              <w:bottom w:type="dxa" w:w="60"/>
-              <w:right w:type="dxa" w:w="90"/>
-            </w:tcMar>
-            <w:vAlign w:val="center"/>
-          </w:tcPr>
-          <w:p>
-            <w:pPr>
-              <w:spacing w:after="0"/>
-              <w:jc w:val="center"/>
-            </w:pPr>
-            <w:r>
-              <w:rPr>
-                <w:rFonts w:ascii="Yu Gothic" w:cs="Yu Gothic" w:eastAsia="Yu Gothic" w:hAnsi="Yu Gothic"/>
-                <w:b w:val="false"/>
-                <w:bCs w:val="false"/>
-                <w:sz w:val="21"/>
-                <w:szCs w:val="21"/>
-              </w:rPr>
-              <w:t xml:space="preserve">30分</w:t>
+              <w:t xml:space="preserve">かんそうの きろくを つける</w:t>
+            </w:r>
+          </w:p>
+        </w:tc>
+        <w:tc>
+          <w:tcPr>
+            <w:tcW w:type="dxa" w:w="800"/>
+            <w:tcMar>
+              <w:top w:type="dxa" w:w="60"/>
+              <w:left w:type="dxa" w:w="90"/>
+              <w:bottom w:type="dxa" w:w="60"/>
+              <w:right w:type="dxa" w:w="90"/>
+            </w:tcMar>
+            <w:vAlign w:val="center"/>
+          </w:tcPr>
+          <w:p>
+            <w:pPr>
+              <w:spacing w:after="0"/>
+              <w:jc w:val="center"/>
+            </w:pPr>
+            <w:r>
+              <w:rPr>
+                <w:rFonts w:ascii="Yu Gothic" w:cs="Yu Gothic" w:eastAsia="Yu Gothic" w:hAnsi="Yu Gothic"/>
+                <w:b w:val="false"/>
+                <w:bCs w:val="false"/>
+                <w:sz w:val="21"/>
+                <w:szCs w:val="21"/>
+              </w:rPr>
+              <w:t xml:space="preserve">15分</w:t>
             </w:r>
           </w:p>
         </w:tc>
@@ -3291,7 +3306,7 @@
                 <w:sz w:val="21"/>
                 <w:szCs w:val="21"/>
               </w:rPr>
-              <w:t xml:space="preserve">―</w:t>
+              <w:t xml:space="preserve">かんそうきろく表</w:t>
             </w:r>
           </w:p>
         </w:tc>
@@ -3318,434 +3333,7 @@
                 <w:sz w:val="21"/>
                 <w:szCs w:val="21"/>
               </w:rPr>
-              <w:t xml:space="preserve">同じ ものが 同じ 場所に ある</w:t>
-            </w:r>
-          </w:p>
-        </w:tc>
-      </w:tr>
-      <w:tr>
-        <w:tc>
-          <w:tcPr>
-            <w:tcW w:type="dxa" w:w="800"/>
-            <w:shd w:fill="F2F2F2" w:color="auto" w:val="clear"/>
-            <w:tcMar>
-              <w:top w:type="dxa" w:w="60"/>
-              <w:left w:type="dxa" w:w="90"/>
-              <w:bottom w:type="dxa" w:w="60"/>
-              <w:right w:type="dxa" w:w="90"/>
-            </w:tcMar>
-            <w:vAlign w:val="center"/>
-          </w:tcPr>
-          <w:p>
-            <w:pPr>
-              <w:spacing w:after="0"/>
-              <w:jc w:val="center"/>
-            </w:pPr>
-            <w:r>
-              <w:rPr>
-                <w:rFonts w:ascii="Yu Gothic" w:cs="Yu Gothic" w:eastAsia="Yu Gothic" w:hAnsi="Yu Gothic"/>
-                <w:b/>
-                <w:bCs/>
-                <w:sz w:val="21"/>
-                <w:szCs w:val="21"/>
-              </w:rPr>
-              <w:t xml:space="preserve">20</w:t>
-            </w:r>
-          </w:p>
-        </w:tc>
-        <w:tc>
-          <w:tcPr>
-            <w:tcW w:type="dxa" w:w="2700"/>
-            <w:shd w:fill="F2F2F2" w:color="auto" w:val="clear"/>
-            <w:tcMar>
-              <w:top w:type="dxa" w:w="60"/>
-              <w:left w:type="dxa" w:w="90"/>
-              <w:bottom w:type="dxa" w:w="60"/>
-              <w:right w:type="dxa" w:w="90"/>
-            </w:tcMar>
-            <w:vAlign w:val="center"/>
-          </w:tcPr>
-          <w:p>
-            <w:pPr>
-              <w:spacing w:after="0"/>
-            </w:pPr>
-            <w:r>
-              <w:rPr>
-                <w:rFonts w:ascii="Yu Gothic" w:cs="Yu Gothic" w:eastAsia="Yu Gothic" w:hAnsi="Yu Gothic"/>
-                <w:b w:val="false"/>
-                <w:bCs w:val="false"/>
-                <w:sz w:val="21"/>
-                <w:szCs w:val="21"/>
-              </w:rPr>
-              <w:t xml:space="preserve">体育館 入口の はきそうじ</w:t>
-            </w:r>
-          </w:p>
-        </w:tc>
-        <w:tc>
-          <w:tcPr>
-            <w:tcW w:type="dxa" w:w="800"/>
-            <w:shd w:fill="F2F2F2" w:color="auto" w:val="clear"/>
-            <w:tcMar>
-              <w:top w:type="dxa" w:w="60"/>
-              <w:left w:type="dxa" w:w="90"/>
-              <w:bottom w:type="dxa" w:w="60"/>
-              <w:right w:type="dxa" w:w="90"/>
-            </w:tcMar>
-            <w:vAlign w:val="center"/>
-          </w:tcPr>
-          <w:p>
-            <w:pPr>
-              <w:spacing w:after="0"/>
-              <w:jc w:val="center"/>
-            </w:pPr>
-            <w:r>
-              <w:rPr>
-                <w:rFonts w:ascii="Yu Gothic" w:cs="Yu Gothic" w:eastAsia="Yu Gothic" w:hAnsi="Yu Gothic"/>
-                <w:b w:val="false"/>
-                <w:bCs w:val="false"/>
-                <w:sz w:val="21"/>
-                <w:szCs w:val="21"/>
-              </w:rPr>
-              <w:t xml:space="preserve">15分</w:t>
-            </w:r>
-          </w:p>
-        </w:tc>
-        <w:tc>
-          <w:tcPr>
-            <w:tcW w:type="dxa" w:w="2200"/>
-            <w:shd w:fill="F2F2F2" w:color="auto" w:val="clear"/>
-            <w:tcMar>
-              <w:top w:type="dxa" w:w="60"/>
-              <w:left w:type="dxa" w:w="90"/>
-              <w:bottom w:type="dxa" w:w="60"/>
-              <w:right w:type="dxa" w:w="90"/>
-            </w:tcMar>
-            <w:vAlign w:val="center"/>
-          </w:tcPr>
-          <w:p>
-            <w:pPr>
-              <w:spacing w:after="0"/>
-            </w:pPr>
-            <w:r>
-              <w:rPr>
-                <w:rFonts w:ascii="Yu Gothic" w:cs="Yu Gothic" w:eastAsia="Yu Gothic" w:hAnsi="Yu Gothic"/>
-                <w:b w:val="false"/>
-                <w:bCs w:val="false"/>
-                <w:sz w:val="21"/>
-                <w:szCs w:val="21"/>
-              </w:rPr>
-              <w:t xml:space="preserve">ほうき・ちりとり</w:t>
-            </w:r>
-          </w:p>
-        </w:tc>
-        <w:tc>
-          <w:tcPr>
-            <w:tcW w:type="dxa" w:w="3966"/>
-            <w:shd w:fill="F2F2F2" w:color="auto" w:val="clear"/>
-            <w:tcMar>
-              <w:top w:type="dxa" w:w="60"/>
-              <w:left w:type="dxa" w:w="90"/>
-              <w:bottom w:type="dxa" w:w="60"/>
-              <w:right w:type="dxa" w:w="90"/>
-            </w:tcMar>
-            <w:vAlign w:val="center"/>
-          </w:tcPr>
-          <w:p>
-            <w:pPr>
-              <w:spacing w:after="0"/>
-            </w:pPr>
-            <w:r>
-              <w:rPr>
-                <w:rFonts w:ascii="Yu Gothic" w:cs="Yu Gothic" w:eastAsia="Yu Gothic" w:hAnsi="Yu Gothic"/>
-                <w:b w:val="false"/>
-                <w:bCs w:val="false"/>
-                <w:sz w:val="21"/>
-                <w:szCs w:val="21"/>
-              </w:rPr>
-              <w:t xml:space="preserve">落ち葉・ゴミが ない</w:t>
-            </w:r>
-          </w:p>
-        </w:tc>
-      </w:tr>
-      <w:tr>
-        <w:tc>
-          <w:tcPr>
-            <w:tcW w:type="dxa" w:w="800"/>
-            <w:tcMar>
-              <w:top w:type="dxa" w:w="60"/>
-              <w:left w:type="dxa" w:w="90"/>
-              <w:bottom w:type="dxa" w:w="60"/>
-              <w:right w:type="dxa" w:w="90"/>
-            </w:tcMar>
-            <w:vAlign w:val="center"/>
-          </w:tcPr>
-          <w:p>
-            <w:pPr>
-              <w:spacing w:after="0"/>
-              <w:jc w:val="center"/>
-            </w:pPr>
-            <w:r>
-              <w:rPr>
-                <w:rFonts w:ascii="Yu Gothic" w:cs="Yu Gothic" w:eastAsia="Yu Gothic" w:hAnsi="Yu Gothic"/>
-                <w:b/>
-                <w:bCs/>
-                <w:sz w:val="21"/>
-                <w:szCs w:val="21"/>
-              </w:rPr>
-              <w:t xml:space="preserve">21</w:t>
-            </w:r>
-          </w:p>
-        </w:tc>
-        <w:tc>
-          <w:tcPr>
-            <w:tcW w:type="dxa" w:w="2700"/>
-            <w:tcMar>
-              <w:top w:type="dxa" w:w="60"/>
-              <w:left w:type="dxa" w:w="90"/>
-              <w:bottom w:type="dxa" w:w="60"/>
-              <w:right w:type="dxa" w:w="90"/>
-            </w:tcMar>
-            <w:vAlign w:val="center"/>
-          </w:tcPr>
-          <w:p>
-            <w:pPr>
-              <w:spacing w:after="0"/>
-            </w:pPr>
-            <w:r>
-              <w:rPr>
-                <w:rFonts w:ascii="Yu Gothic" w:cs="Yu Gothic" w:eastAsia="Yu Gothic" w:hAnsi="Yu Gothic"/>
-                <w:b w:val="false"/>
-                <w:bCs w:val="false"/>
-                <w:sz w:val="21"/>
-                <w:szCs w:val="21"/>
-              </w:rPr>
-              <w:t xml:space="preserve">とび箱・マットの ほこりとり</w:t>
-            </w:r>
-          </w:p>
-        </w:tc>
-        <w:tc>
-          <w:tcPr>
-            <w:tcW w:type="dxa" w:w="800"/>
-            <w:tcMar>
-              <w:top w:type="dxa" w:w="60"/>
-              <w:left w:type="dxa" w:w="90"/>
-              <w:bottom w:type="dxa" w:w="60"/>
-              <w:right w:type="dxa" w:w="90"/>
-            </w:tcMar>
-            <w:vAlign w:val="center"/>
-          </w:tcPr>
-          <w:p>
-            <w:pPr>
-              <w:spacing w:after="0"/>
-              <w:jc w:val="center"/>
-            </w:pPr>
-            <w:r>
-              <w:rPr>
-                <w:rFonts w:ascii="Yu Gothic" w:cs="Yu Gothic" w:eastAsia="Yu Gothic" w:hAnsi="Yu Gothic"/>
-                <w:b w:val="false"/>
-                <w:bCs w:val="false"/>
-                <w:sz w:val="21"/>
-                <w:szCs w:val="21"/>
-              </w:rPr>
-              <w:t xml:space="preserve">30分</w:t>
-            </w:r>
-          </w:p>
-        </w:tc>
-        <w:tc>
-          <w:tcPr>
-            <w:tcW w:type="dxa" w:w="2200"/>
-            <w:tcMar>
-              <w:top w:type="dxa" w:w="60"/>
-              <w:left w:type="dxa" w:w="90"/>
-              <w:bottom w:type="dxa" w:w="60"/>
-              <w:right w:type="dxa" w:w="90"/>
-            </w:tcMar>
-            <w:vAlign w:val="center"/>
-          </w:tcPr>
-          <w:p>
-            <w:pPr>
-              <w:spacing w:after="0"/>
-            </w:pPr>
-            <w:r>
-              <w:rPr>
-                <w:rFonts w:ascii="Yu Gothic" w:cs="Yu Gothic" w:eastAsia="Yu Gothic" w:hAnsi="Yu Gothic"/>
-                <w:b w:val="false"/>
-                <w:bCs w:val="false"/>
-                <w:sz w:val="21"/>
-                <w:szCs w:val="21"/>
-              </w:rPr>
-              <w:t xml:space="preserve">ぞうきん</w:t>
-            </w:r>
-          </w:p>
-        </w:tc>
-        <w:tc>
-          <w:tcPr>
-            <w:tcW w:type="dxa" w:w="3966"/>
-            <w:tcMar>
-              <w:top w:type="dxa" w:w="60"/>
-              <w:left w:type="dxa" w:w="90"/>
-              <w:bottom w:type="dxa" w:w="60"/>
-              <w:right w:type="dxa" w:w="90"/>
-            </w:tcMar>
-            <w:vAlign w:val="center"/>
-          </w:tcPr>
-          <w:p>
-            <w:pPr>
-              <w:spacing w:after="0"/>
-            </w:pPr>
-            <w:r>
-              <w:rPr>
-                <w:rFonts w:ascii="Yu Gothic" w:cs="Yu Gothic" w:eastAsia="Yu Gothic" w:hAnsi="Yu Gothic"/>
-                <w:b w:val="false"/>
-                <w:bCs w:val="false"/>
-                <w:sz w:val="21"/>
-                <w:szCs w:val="21"/>
-              </w:rPr>
-              <w:t xml:space="preserve">ほこりが ついていない</w:t>
-            </w:r>
-          </w:p>
-        </w:tc>
-      </w:tr>
-      <w:tr>
-        <w:tc>
-          <w:tcPr>
-            <w:tcW w:type="dxa" w:w="800"/>
-            <w:shd w:fill="F2F2F2" w:color="auto" w:val="clear"/>
-            <w:tcMar>
-              <w:top w:type="dxa" w:w="60"/>
-              <w:left w:type="dxa" w:w="90"/>
-              <w:bottom w:type="dxa" w:w="60"/>
-              <w:right w:type="dxa" w:w="90"/>
-            </w:tcMar>
-            <w:vAlign w:val="center"/>
-          </w:tcPr>
-          <w:p>
-            <w:pPr>
-              <w:spacing w:after="0"/>
-              <w:jc w:val="center"/>
-            </w:pPr>
-            <w:r>
-              <w:rPr>
-                <w:rFonts w:ascii="Yu Gothic" w:cs="Yu Gothic" w:eastAsia="Yu Gothic" w:hAnsi="Yu Gothic"/>
-                <w:b/>
-                <w:bCs/>
-                <w:sz w:val="21"/>
-                <w:szCs w:val="21"/>
-              </w:rPr>
-              <w:t xml:space="preserve">22</w:t>
-            </w:r>
-          </w:p>
-        </w:tc>
-        <w:tc>
-          <w:tcPr>
-            <w:tcW w:type="dxa" w:w="2700"/>
-            <w:shd w:fill="F2F2F2" w:color="auto" w:val="clear"/>
-            <w:tcMar>
-              <w:top w:type="dxa" w:w="60"/>
-              <w:left w:type="dxa" w:w="90"/>
-              <w:bottom w:type="dxa" w:w="60"/>
-              <w:right w:type="dxa" w:w="90"/>
-            </w:tcMar>
-            <w:vAlign w:val="center"/>
-          </w:tcPr>
-          <w:p>
-            <w:pPr>
-              <w:spacing w:after="0"/>
-            </w:pPr>
-            <w:r>
-              <w:rPr>
-                <w:rFonts w:ascii="Yu Gothic" w:cs="Yu Gothic" w:eastAsia="Yu Gothic" w:hAnsi="Yu Gothic"/>
-                <w:b w:val="false"/>
-                <w:bCs w:val="false"/>
-                <w:sz w:val="21"/>
-                <w:szCs w:val="21"/>
-              </w:rPr>
-              <w:t xml:space="preserve">ラインテープの 点けん</w:t>
-            </w:r>
-          </w:p>
-        </w:tc>
-        <w:tc>
-          <w:tcPr>
-            <w:tcW w:type="dxa" w:w="800"/>
-            <w:shd w:fill="F2F2F2" w:color="auto" w:val="clear"/>
-            <w:tcMar>
-              <w:top w:type="dxa" w:w="60"/>
-              <w:left w:type="dxa" w:w="90"/>
-              <w:bottom w:type="dxa" w:w="60"/>
-              <w:right w:type="dxa" w:w="90"/>
-            </w:tcMar>
-            <w:vAlign w:val="center"/>
-          </w:tcPr>
-          <w:p>
-            <w:pPr>
-              <w:spacing w:after="0"/>
-              <w:jc w:val="center"/>
-            </w:pPr>
-            <w:r>
-              <w:rPr>
-                <w:rFonts w:ascii="Yu Gothic" w:cs="Yu Gothic" w:eastAsia="Yu Gothic" w:hAnsi="Yu Gothic"/>
-                <w:b w:val="false"/>
-                <w:bCs w:val="false"/>
-                <w:sz w:val="21"/>
-                <w:szCs w:val="21"/>
-              </w:rPr>
-              <w:t xml:space="preserve">15分</w:t>
-            </w:r>
-          </w:p>
-        </w:tc>
-        <w:tc>
-          <w:tcPr>
-            <w:tcW w:type="dxa" w:w="2200"/>
-            <w:shd w:fill="F2F2F2" w:color="auto" w:val="clear"/>
-            <w:tcMar>
-              <w:top w:type="dxa" w:w="60"/>
-              <w:left w:type="dxa" w:w="90"/>
-              <w:bottom w:type="dxa" w:w="60"/>
-              <w:right w:type="dxa" w:w="90"/>
-            </w:tcMar>
-            <w:vAlign w:val="center"/>
-          </w:tcPr>
-          <w:p>
-            <w:pPr>
-              <w:spacing w:after="0"/>
-            </w:pPr>
-            <w:r>
-              <w:rPr>
-                <w:rFonts w:ascii="Yu Gothic" w:cs="Yu Gothic" w:eastAsia="Yu Gothic" w:hAnsi="Yu Gothic"/>
-                <w:b w:val="false"/>
-                <w:bCs w:val="false"/>
-                <w:sz w:val="21"/>
-                <w:szCs w:val="21"/>
-              </w:rPr>
-              <w:t xml:space="preserve">点けんカード</w:t>
-            </w:r>
-          </w:p>
-        </w:tc>
-        <w:tc>
-          <w:tcPr>
-            <w:tcW w:type="dxa" w:w="3966"/>
-            <w:shd w:fill="F2F2F2" w:color="auto" w:val="clear"/>
-            <w:tcMar>
-              <w:top w:type="dxa" w:w="60"/>
-              <w:left w:type="dxa" w:w="90"/>
-              <w:bottom w:type="dxa" w:w="60"/>
-              <w:right w:type="dxa" w:w="90"/>
-            </w:tcMar>
-            <w:vAlign w:val="center"/>
-          </w:tcPr>
-          <w:p>
-            <w:pPr>
-              <w:spacing w:after="0"/>
-            </w:pPr>
-            <w:r>
-              <w:rPr>
-                <w:rFonts w:ascii="Yu Gothic" w:cs="Yu Gothic" w:eastAsia="Yu Gothic" w:hAnsi="Yu Gothic"/>
-                <w:b w:val="false"/>
-                <w:bCs w:val="false"/>
-                <w:sz w:val="21"/>
-                <w:szCs w:val="21"/>
-              </w:rPr>
-              <w:t xml:space="preserve">はがれを 見つけて ほうこくした</w:t>
+              <w:t xml:space="preserve">今日 型から 出した ものを 全部 書いた</w:t>
             </w:r>
           </w:p>
         </w:tc>
@@ -3753,7 +3341,7 @@
     </w:tbl>
     <w:p>
       <w:pPr>
-        <w:spacing w:after="200" w:before="0"/>
+        <w:spacing w:after="120" w:before="0"/>
       </w:pPr>
       <w:r>
         <w:rPr>
@@ -3768,7 +3356,27 @@
     </w:p>
     <w:p>
       <w:pPr>
-        <w:shd w:fill="FFF2CC" w:color="auto" w:val="clear"/>
+        <w:spacing w:after="200" w:before="0"/>
+      </w:pPr>
+      <w:r>
+        <w:rPr>
+          <w:rFonts w:ascii="Yu Gothic" w:cs="Yu Gothic" w:eastAsia="Yu Gothic" w:hAnsi="Yu Gothic"/>
+          <w:b w:val="false"/>
+          <w:bCs w:val="false"/>
+          <w:sz w:val="20"/>
+          <w:szCs w:val="20"/>
+        </w:rPr>
+        <w:t xml:space="preserve">※ 15 → 16 → 17 の じゅんばんで つながっています。ここで 練った 土が、つぎの じかんの「たたら引き」で つかう 土に なります。</w:t>
+      </w:r>
+    </w:p>
+    <w:p>
+      <w:r>
+        <w:br w:type="page"/>
+      </w:r>
+    </w:p>
+    <w:p>
+      <w:pPr>
+        <w:shd w:fill="E2EFDA" w:color="auto" w:val="clear"/>
         <w:spacing w:after="140" w:before="200"/>
       </w:pPr>
       <w:r>
@@ -3779,7 +3387,7 @@
           <w:sz w:val="30"/>
           <w:szCs w:val="30"/>
         </w:rPr>
-        <w:t xml:space="preserve">　３　中庭・プランターの しごと　</w:t>
+        <w:t xml:space="preserve">　３　体育館の しごと　</w:t>
       </w:r>
     </w:p>
     <w:tbl>
@@ -3973,7 +3581,7 @@
                 <w:sz w:val="21"/>
                 <w:szCs w:val="21"/>
               </w:rPr>
-              <w:t xml:space="preserve">23</w:t>
+              <w:t xml:space="preserve">20</w:t>
             </w:r>
           </w:p>
         </w:tc>
@@ -4000,35 +3608,35 @@
                 <w:sz w:val="21"/>
                 <w:szCs w:val="21"/>
               </w:rPr>
-              <w:t xml:space="preserve">プランターの 水やり</w:t>
-            </w:r>
-          </w:p>
-        </w:tc>
-        <w:tc>
-          <w:tcPr>
-            <w:tcW w:type="dxa" w:w="800"/>
-            <w:tcMar>
-              <w:top w:type="dxa" w:w="60"/>
-              <w:left w:type="dxa" w:w="90"/>
-              <w:bottom w:type="dxa" w:w="60"/>
-              <w:right w:type="dxa" w:w="90"/>
-            </w:tcMar>
-            <w:vAlign w:val="center"/>
-          </w:tcPr>
-          <w:p>
-            <w:pPr>
-              <w:spacing w:after="0"/>
-              <w:jc w:val="center"/>
-            </w:pPr>
-            <w:r>
-              <w:rPr>
-                <w:rFonts w:ascii="Yu Gothic" w:cs="Yu Gothic" w:eastAsia="Yu Gothic" w:hAnsi="Yu Gothic"/>
-                <w:b w:val="false"/>
-                <w:bCs w:val="false"/>
-                <w:sz w:val="21"/>
-                <w:szCs w:val="21"/>
-              </w:rPr>
-              <w:t xml:space="preserve">15分</w:t>
+              <w:t xml:space="preserve">体育館の モップがけ（半分）</w:t>
+            </w:r>
+          </w:p>
+        </w:tc>
+        <w:tc>
+          <w:tcPr>
+            <w:tcW w:type="dxa" w:w="800"/>
+            <w:tcMar>
+              <w:top w:type="dxa" w:w="60"/>
+              <w:left w:type="dxa" w:w="90"/>
+              <w:bottom w:type="dxa" w:w="60"/>
+              <w:right w:type="dxa" w:w="90"/>
+            </w:tcMar>
+            <w:vAlign w:val="center"/>
+          </w:tcPr>
+          <w:p>
+            <w:pPr>
+              <w:spacing w:after="0"/>
+              <w:jc w:val="center"/>
+            </w:pPr>
+            <w:r>
+              <w:rPr>
+                <w:rFonts w:ascii="Yu Gothic" w:cs="Yu Gothic" w:eastAsia="Yu Gothic" w:hAnsi="Yu Gothic"/>
+                <w:b w:val="false"/>
+                <w:bCs w:val="false"/>
+                <w:sz w:val="21"/>
+                <w:szCs w:val="21"/>
+              </w:rPr>
+              <w:t xml:space="preserve">30分</w:t>
             </w:r>
           </w:p>
         </w:tc>
@@ -4055,7 +3663,7 @@
                 <w:sz w:val="21"/>
                 <w:szCs w:val="21"/>
               </w:rPr>
-              <w:t xml:space="preserve">じょうろ</w:t>
+              <w:t xml:space="preserve">モップ</w:t>
             </w:r>
           </w:p>
         </w:tc>
@@ -4082,7 +3690,7 @@
                 <w:sz w:val="21"/>
                 <w:szCs w:val="21"/>
               </w:rPr>
-              <w:t xml:space="preserve">全部の 土が ぬれている</w:t>
+              <w:t xml:space="preserve">半分を 全部 かけた</w:t>
             </w:r>
           </w:p>
         </w:tc>
@@ -4113,7 +3721,7 @@
                 <w:sz w:val="21"/>
                 <w:szCs w:val="21"/>
               </w:rPr>
-              <w:t xml:space="preserve">24</w:t>
+              <w:t xml:space="preserve">21</w:t>
             </w:r>
           </w:p>
         </w:tc>
@@ -4141,36 +3749,36 @@
                 <w:sz w:val="21"/>
                 <w:szCs w:val="21"/>
               </w:rPr>
-              <w:t xml:space="preserve">花がら・かれ葉つみ</w:t>
-            </w:r>
-          </w:p>
-        </w:tc>
-        <w:tc>
-          <w:tcPr>
-            <w:tcW w:type="dxa" w:w="800"/>
-            <w:shd w:fill="F2F2F2" w:color="auto" w:val="clear"/>
-            <w:tcMar>
-              <w:top w:type="dxa" w:w="60"/>
-              <w:left w:type="dxa" w:w="90"/>
-              <w:bottom w:type="dxa" w:w="60"/>
-              <w:right w:type="dxa" w:w="90"/>
-            </w:tcMar>
-            <w:vAlign w:val="center"/>
-          </w:tcPr>
-          <w:p>
-            <w:pPr>
-              <w:spacing w:after="0"/>
-              <w:jc w:val="center"/>
-            </w:pPr>
-            <w:r>
-              <w:rPr>
-                <w:rFonts w:ascii="Yu Gothic" w:cs="Yu Gothic" w:eastAsia="Yu Gothic" w:hAnsi="Yu Gothic"/>
-                <w:b w:val="false"/>
-                <w:bCs w:val="false"/>
-                <w:sz w:val="21"/>
-                <w:szCs w:val="21"/>
-              </w:rPr>
-              <w:t xml:space="preserve">15分</w:t>
+              <w:t xml:space="preserve">ステージ下の 用具点けん</w:t>
+            </w:r>
+          </w:p>
+        </w:tc>
+        <w:tc>
+          <w:tcPr>
+            <w:tcW w:type="dxa" w:w="800"/>
+            <w:shd w:fill="F2F2F2" w:color="auto" w:val="clear"/>
+            <w:tcMar>
+              <w:top w:type="dxa" w:w="60"/>
+              <w:left w:type="dxa" w:w="90"/>
+              <w:bottom w:type="dxa" w:w="60"/>
+              <w:right w:type="dxa" w:w="90"/>
+            </w:tcMar>
+            <w:vAlign w:val="center"/>
+          </w:tcPr>
+          <w:p>
+            <w:pPr>
+              <w:spacing w:after="0"/>
+              <w:jc w:val="center"/>
+            </w:pPr>
+            <w:r>
+              <w:rPr>
+                <w:rFonts w:ascii="Yu Gothic" w:cs="Yu Gothic" w:eastAsia="Yu Gothic" w:hAnsi="Yu Gothic"/>
+                <w:b w:val="false"/>
+                <w:bCs w:val="false"/>
+                <w:sz w:val="21"/>
+                <w:szCs w:val="21"/>
+              </w:rPr>
+              <w:t xml:space="preserve">30分</w:t>
             </w:r>
           </w:p>
         </w:tc>
@@ -4198,7 +3806,7 @@
                 <w:sz w:val="21"/>
                 <w:szCs w:val="21"/>
               </w:rPr>
-              <w:t xml:space="preserve">ふくろ</w:t>
+              <w:t xml:space="preserve">点けんカード</w:t>
             </w:r>
           </w:p>
         </w:tc>
@@ -4226,7 +3834,7 @@
                 <w:sz w:val="21"/>
                 <w:szCs w:val="21"/>
               </w:rPr>
-              <w:t xml:space="preserve">かれた 花・葉が ない</w:t>
+              <w:t xml:space="preserve">数を かぞえて きろくした</w:t>
             </w:r>
           </w:p>
         </w:tc>
@@ -4256,7 +3864,7 @@
                 <w:sz w:val="21"/>
                 <w:szCs w:val="21"/>
               </w:rPr>
-              <w:t xml:space="preserve">25</w:t>
+              <w:t xml:space="preserve">22</w:t>
             </w:r>
           </w:p>
         </w:tc>
@@ -4283,35 +3891,35 @@
                 <w:sz w:val="21"/>
                 <w:szCs w:val="21"/>
               </w:rPr>
-              <w:t xml:space="preserve">草ぬき</w:t>
-            </w:r>
-          </w:p>
-        </w:tc>
-        <w:tc>
-          <w:tcPr>
-            <w:tcW w:type="dxa" w:w="800"/>
-            <w:tcMar>
-              <w:top w:type="dxa" w:w="60"/>
-              <w:left w:type="dxa" w:w="90"/>
-              <w:bottom w:type="dxa" w:w="60"/>
-              <w:right w:type="dxa" w:w="90"/>
-            </w:tcMar>
-            <w:vAlign w:val="center"/>
-          </w:tcPr>
-          <w:p>
-            <w:pPr>
-              <w:spacing w:after="0"/>
-              <w:jc w:val="center"/>
-            </w:pPr>
-            <w:r>
-              <w:rPr>
-                <w:rFonts w:ascii="Yu Gothic" w:cs="Yu Gothic" w:eastAsia="Yu Gothic" w:hAnsi="Yu Gothic"/>
-                <w:b w:val="false"/>
-                <w:bCs w:val="false"/>
-                <w:sz w:val="21"/>
-                <w:szCs w:val="21"/>
-              </w:rPr>
-              <w:t xml:space="preserve">30分</w:t>
+              <w:t xml:space="preserve">ボールの 数を かぞえる</w:t>
+            </w:r>
+          </w:p>
+        </w:tc>
+        <w:tc>
+          <w:tcPr>
+            <w:tcW w:type="dxa" w:w="800"/>
+            <w:tcMar>
+              <w:top w:type="dxa" w:w="60"/>
+              <w:left w:type="dxa" w:w="90"/>
+              <w:bottom w:type="dxa" w:w="60"/>
+              <w:right w:type="dxa" w:w="90"/>
+            </w:tcMar>
+            <w:vAlign w:val="center"/>
+          </w:tcPr>
+          <w:p>
+            <w:pPr>
+              <w:spacing w:after="0"/>
+              <w:jc w:val="center"/>
+            </w:pPr>
+            <w:r>
+              <w:rPr>
+                <w:rFonts w:ascii="Yu Gothic" w:cs="Yu Gothic" w:eastAsia="Yu Gothic" w:hAnsi="Yu Gothic"/>
+                <w:b w:val="false"/>
+                <w:bCs w:val="false"/>
+                <w:sz w:val="21"/>
+                <w:szCs w:val="21"/>
+              </w:rPr>
+              <w:t xml:space="preserve">15分</w:t>
             </w:r>
           </w:p>
         </w:tc>
@@ -4338,7 +3946,7 @@
                 <w:sz w:val="21"/>
                 <w:szCs w:val="21"/>
               </w:rPr>
-              <w:t xml:space="preserve">軍手・ふくろ</w:t>
+              <w:t xml:space="preserve">きろく用紙</w:t>
             </w:r>
           </w:p>
         </w:tc>
@@ -4365,7 +3973,7 @@
                 <w:sz w:val="21"/>
                 <w:szCs w:val="21"/>
               </w:rPr>
-              <w:t xml:space="preserve">決めた 場所の 草が ない</w:t>
+              <w:t xml:space="preserve">しゅるいごとに かぞえて ほうこくした</w:t>
             </w:r>
           </w:p>
         </w:tc>
@@ -4396,7 +4004,7 @@
                 <w:sz w:val="21"/>
                 <w:szCs w:val="21"/>
               </w:rPr>
-              <w:t xml:space="preserve">26</w:t>
+              <w:t xml:space="preserve">23</w:t>
             </w:r>
           </w:p>
         </w:tc>
@@ -4424,7 +4032,7 @@
                 <w:sz w:val="21"/>
                 <w:szCs w:val="21"/>
               </w:rPr>
-              <w:t xml:space="preserve">プランターの 土を たす</w:t>
+              <w:t xml:space="preserve">ボールの 空気を 入れる</w:t>
             </w:r>
           </w:p>
         </w:tc>
@@ -4481,7 +4089,7 @@
                 <w:sz w:val="21"/>
                 <w:szCs w:val="21"/>
               </w:rPr>
-              <w:t xml:space="preserve">土・スコップ</w:t>
+              <w:t xml:space="preserve">空気入れ</w:t>
             </w:r>
           </w:p>
         </w:tc>
@@ -4509,7 +4117,7 @@
                 <w:sz w:val="21"/>
                 <w:szCs w:val="21"/>
               </w:rPr>
-              <w:t xml:space="preserve">土が ふちから 3cm 下まで ある</w:t>
+              <w:t xml:space="preserve">へこんだ ボールが ない</w:t>
             </w:r>
           </w:p>
         </w:tc>
@@ -4539,7 +4147,7 @@
                 <w:sz w:val="21"/>
                 <w:szCs w:val="21"/>
               </w:rPr>
-              <w:t xml:space="preserve">27</w:t>
+              <w:t xml:space="preserve">24</w:t>
             </w:r>
           </w:p>
         </w:tc>
@@ -4566,7 +4174,7 @@
                 <w:sz w:val="21"/>
                 <w:szCs w:val="21"/>
               </w:rPr>
-              <w:t xml:space="preserve">中庭の はきそうじ</w:t>
+              <w:t xml:space="preserve">用具庫の 整理</w:t>
             </w:r>
           </w:p>
         </w:tc>
@@ -4621,7 +4229,7 @@
                 <w:sz w:val="21"/>
                 <w:szCs w:val="21"/>
               </w:rPr>
-              <w:t xml:space="preserve">ほうき・ちりとり</w:t>
+              <w:t xml:space="preserve">―</w:t>
             </w:r>
           </w:p>
         </w:tc>
@@ -4648,7 +4256,7 @@
                 <w:sz w:val="21"/>
                 <w:szCs w:val="21"/>
               </w:rPr>
-              <w:t xml:space="preserve">落ち葉が ない</w:t>
+              <w:t xml:space="preserve">同じ ものが 同じ 場所に ある</w:t>
             </w:r>
           </w:p>
         </w:tc>
@@ -4679,7 +4287,7 @@
                 <w:sz w:val="21"/>
                 <w:szCs w:val="21"/>
               </w:rPr>
-              <w:t xml:space="preserve">28</w:t>
+              <w:t xml:space="preserve">25</w:t>
             </w:r>
           </w:p>
         </w:tc>
@@ -4707,7 +4315,7 @@
                 <w:sz w:val="21"/>
                 <w:szCs w:val="21"/>
               </w:rPr>
-              <w:t xml:space="preserve">プランターを ならべ直す</w:t>
+              <w:t xml:space="preserve">体育館 入口の はきそうじ</w:t>
             </w:r>
           </w:p>
         </w:tc>
@@ -4764,7 +4372,7 @@
                 <w:sz w:val="21"/>
                 <w:szCs w:val="21"/>
               </w:rPr>
-              <w:t xml:space="preserve">―</w:t>
+              <w:t xml:space="preserve">ほうき・ちりとり</w:t>
             </w:r>
           </w:p>
         </w:tc>
@@ -4792,7 +4400,7 @@
                 <w:sz w:val="21"/>
                 <w:szCs w:val="21"/>
               </w:rPr>
-              <w:t xml:space="preserve">まっすぐ・同じ 間かくに ならんでいる</w:t>
+              <w:t xml:space="preserve">落ち葉・ゴミが ない</w:t>
             </w:r>
           </w:p>
         </w:tc>
@@ -4822,7 +4430,7 @@
                 <w:sz w:val="21"/>
                 <w:szCs w:val="21"/>
               </w:rPr>
-              <w:t xml:space="preserve">29</w:t>
+              <w:t xml:space="preserve">26</w:t>
             </w:r>
           </w:p>
         </w:tc>
@@ -4849,35 +4457,35 @@
                 <w:sz w:val="21"/>
                 <w:szCs w:val="21"/>
               </w:rPr>
-              <w:t xml:space="preserve">プランターの 外がわを ふく</w:t>
-            </w:r>
-          </w:p>
-        </w:tc>
-        <w:tc>
-          <w:tcPr>
-            <w:tcW w:type="dxa" w:w="800"/>
-            <w:tcMar>
-              <w:top w:type="dxa" w:w="60"/>
-              <w:left w:type="dxa" w:w="90"/>
-              <w:bottom w:type="dxa" w:w="60"/>
-              <w:right w:type="dxa" w:w="90"/>
-            </w:tcMar>
-            <w:vAlign w:val="center"/>
-          </w:tcPr>
-          <w:p>
-            <w:pPr>
-              <w:spacing w:after="0"/>
-              <w:jc w:val="center"/>
-            </w:pPr>
-            <w:r>
-              <w:rPr>
-                <w:rFonts w:ascii="Yu Gothic" w:cs="Yu Gothic" w:eastAsia="Yu Gothic" w:hAnsi="Yu Gothic"/>
-                <w:b w:val="false"/>
-                <w:bCs w:val="false"/>
-                <w:sz w:val="21"/>
-                <w:szCs w:val="21"/>
-              </w:rPr>
-              <w:t xml:space="preserve">15分</w:t>
+              <w:t xml:space="preserve">とび箱・マットの ほこりとり</w:t>
+            </w:r>
+          </w:p>
+        </w:tc>
+        <w:tc>
+          <w:tcPr>
+            <w:tcW w:type="dxa" w:w="800"/>
+            <w:tcMar>
+              <w:top w:type="dxa" w:w="60"/>
+              <w:left w:type="dxa" w:w="90"/>
+              <w:bottom w:type="dxa" w:w="60"/>
+              <w:right w:type="dxa" w:w="90"/>
+            </w:tcMar>
+            <w:vAlign w:val="center"/>
+          </w:tcPr>
+          <w:p>
+            <w:pPr>
+              <w:spacing w:after="0"/>
+              <w:jc w:val="center"/>
+            </w:pPr>
+            <w:r>
+              <w:rPr>
+                <w:rFonts w:ascii="Yu Gothic" w:cs="Yu Gothic" w:eastAsia="Yu Gothic" w:hAnsi="Yu Gothic"/>
+                <w:b w:val="false"/>
+                <w:bCs w:val="false"/>
+                <w:sz w:val="21"/>
+                <w:szCs w:val="21"/>
+              </w:rPr>
+              <w:t xml:space="preserve">30分</w:t>
             </w:r>
           </w:p>
         </w:tc>
@@ -4931,7 +4539,7 @@
                 <w:sz w:val="21"/>
                 <w:szCs w:val="21"/>
               </w:rPr>
-              <w:t xml:space="preserve">土の よごれが ない</w:t>
+              <w:t xml:space="preserve">ほこりが ついていない</w:t>
             </w:r>
           </w:p>
         </w:tc>
@@ -4962,7 +4570,7 @@
                 <w:sz w:val="21"/>
                 <w:szCs w:val="21"/>
               </w:rPr>
-              <w:t xml:space="preserve">30</w:t>
+              <w:t xml:space="preserve">27</w:t>
             </w:r>
           </w:p>
         </w:tc>
@@ -4990,7 +4598,7 @@
                 <w:sz w:val="21"/>
                 <w:szCs w:val="21"/>
               </w:rPr>
-              <w:t xml:space="preserve">花の ようすを 見て きろく</w:t>
+              <w:t xml:space="preserve">ラインテープの 点けん</w:t>
             </w:r>
           </w:p>
         </w:tc>
@@ -5047,7 +4655,7 @@
                 <w:sz w:val="21"/>
                 <w:szCs w:val="21"/>
               </w:rPr>
-              <w:t xml:space="preserve">きろく用紙</w:t>
+              <w:t xml:space="preserve">点けんカード</w:t>
             </w:r>
           </w:p>
         </w:tc>
@@ -5075,7 +4683,7 @@
                 <w:sz w:val="21"/>
                 <w:szCs w:val="21"/>
               </w:rPr>
-              <w:t xml:space="preserve">全部 見て、気づいたことを 書いた</w:t>
+              <w:t xml:space="preserve">はがれを 見つけて ほうこくした</w:t>
             </w:r>
           </w:p>
         </w:tc>
@@ -5088,7 +4696,7 @@
     </w:p>
     <w:p>
       <w:pPr>
-        <w:shd w:fill="FBE4D5" w:color="auto" w:val="clear"/>
+        <w:shd w:fill="FFF2CC" w:color="auto" w:val="clear"/>
         <w:spacing w:after="140" w:before="200"/>
       </w:pPr>
       <w:r>
@@ -5099,7 +4707,7 @@
           <w:sz w:val="30"/>
           <w:szCs w:val="30"/>
         </w:rPr>
-        <w:t xml:space="preserve">　４　ポットあらいの しごと　</w:t>
+        <w:t xml:space="preserve">　４　中庭・プランターの しごと　</w:t>
       </w:r>
     </w:p>
     <w:tbl>
@@ -5293,7 +4901,7 @@
                 <w:sz w:val="21"/>
                 <w:szCs w:val="21"/>
               </w:rPr>
-              <w:t xml:space="preserve">31</w:t>
+              <w:t xml:space="preserve">28</w:t>
             </w:r>
           </w:p>
         </w:tc>
@@ -5320,7 +4928,7 @@
                 <w:sz w:val="21"/>
                 <w:szCs w:val="21"/>
               </w:rPr>
-              <w:t xml:space="preserve">ポットの 泥おとし（つけおき）</w:t>
+              <w:t xml:space="preserve">プランターの 水やり</w:t>
             </w:r>
           </w:p>
         </w:tc>
@@ -5375,7 +4983,7 @@
                 <w:sz w:val="21"/>
                 <w:szCs w:val="21"/>
               </w:rPr>
-              <w:t xml:space="preserve">バケツ・水</w:t>
+              <w:t xml:space="preserve">じょうろ</w:t>
             </w:r>
           </w:p>
         </w:tc>
@@ -5402,7 +5010,7 @@
                 <w:sz w:val="21"/>
                 <w:szCs w:val="21"/>
               </w:rPr>
-              <w:t xml:space="preserve">全部が 水に つかっている</w:t>
+              <w:t xml:space="preserve">全部の 土が ぬれている</w:t>
             </w:r>
           </w:p>
         </w:tc>
@@ -5433,7 +5041,7 @@
                 <w:sz w:val="21"/>
                 <w:szCs w:val="21"/>
               </w:rPr>
-              <w:t xml:space="preserve">32</w:t>
+              <w:t xml:space="preserve">29</w:t>
             </w:r>
           </w:p>
         </w:tc>
@@ -5461,36 +5069,36 @@
                 <w:sz w:val="21"/>
                 <w:szCs w:val="21"/>
               </w:rPr>
-              <w:t xml:space="preserve">ポットを 洗う</w:t>
-            </w:r>
-          </w:p>
-        </w:tc>
-        <w:tc>
-          <w:tcPr>
-            <w:tcW w:type="dxa" w:w="800"/>
-            <w:shd w:fill="F2F2F2" w:color="auto" w:val="clear"/>
-            <w:tcMar>
-              <w:top w:type="dxa" w:w="60"/>
-              <w:left w:type="dxa" w:w="90"/>
-              <w:bottom w:type="dxa" w:w="60"/>
-              <w:right w:type="dxa" w:w="90"/>
-            </w:tcMar>
-            <w:vAlign w:val="center"/>
-          </w:tcPr>
-          <w:p>
-            <w:pPr>
-              <w:spacing w:after="0"/>
-              <w:jc w:val="center"/>
-            </w:pPr>
-            <w:r>
-              <w:rPr>
-                <w:rFonts w:ascii="Yu Gothic" w:cs="Yu Gothic" w:eastAsia="Yu Gothic" w:hAnsi="Yu Gothic"/>
-                <w:b w:val="false"/>
-                <w:bCs w:val="false"/>
-                <w:sz w:val="21"/>
-                <w:szCs w:val="21"/>
-              </w:rPr>
-              <w:t xml:space="preserve">30分</w:t>
+              <w:t xml:space="preserve">花がら・かれ葉つみ</w:t>
+            </w:r>
+          </w:p>
+        </w:tc>
+        <w:tc>
+          <w:tcPr>
+            <w:tcW w:type="dxa" w:w="800"/>
+            <w:shd w:fill="F2F2F2" w:color="auto" w:val="clear"/>
+            <w:tcMar>
+              <w:top w:type="dxa" w:w="60"/>
+              <w:left w:type="dxa" w:w="90"/>
+              <w:bottom w:type="dxa" w:w="60"/>
+              <w:right w:type="dxa" w:w="90"/>
+            </w:tcMar>
+            <w:vAlign w:val="center"/>
+          </w:tcPr>
+          <w:p>
+            <w:pPr>
+              <w:spacing w:after="0"/>
+              <w:jc w:val="center"/>
+            </w:pPr>
+            <w:r>
+              <w:rPr>
+                <w:rFonts w:ascii="Yu Gothic" w:cs="Yu Gothic" w:eastAsia="Yu Gothic" w:hAnsi="Yu Gothic"/>
+                <w:b w:val="false"/>
+                <w:bCs w:val="false"/>
+                <w:sz w:val="21"/>
+                <w:szCs w:val="21"/>
+              </w:rPr>
+              <w:t xml:space="preserve">15分</w:t>
             </w:r>
           </w:p>
         </w:tc>
@@ -5518,7 +5126,7 @@
                 <w:sz w:val="21"/>
                 <w:szCs w:val="21"/>
               </w:rPr>
-              <w:t xml:space="preserve">たわし・スポンジ</w:t>
+              <w:t xml:space="preserve">ふくろ</w:t>
             </w:r>
           </w:p>
         </w:tc>
@@ -5546,7 +5154,7 @@
                 <w:sz w:val="21"/>
                 <w:szCs w:val="21"/>
               </w:rPr>
-              <w:t xml:space="preserve">土が ついていない</w:t>
+              <w:t xml:space="preserve">かれた 花・葉が ない</w:t>
             </w:r>
           </w:p>
         </w:tc>
@@ -5576,7 +5184,7 @@
                 <w:sz w:val="21"/>
                 <w:szCs w:val="21"/>
               </w:rPr>
-              <w:t xml:space="preserve">33</w:t>
+              <w:t xml:space="preserve">30</w:t>
             </w:r>
           </w:p>
         </w:tc>
@@ -5603,35 +5211,35 @@
                 <w:sz w:val="21"/>
                 <w:szCs w:val="21"/>
               </w:rPr>
-              <w:t xml:space="preserve">ポットを すすぐ</w:t>
-            </w:r>
-          </w:p>
-        </w:tc>
-        <w:tc>
-          <w:tcPr>
-            <w:tcW w:type="dxa" w:w="800"/>
-            <w:tcMar>
-              <w:top w:type="dxa" w:w="60"/>
-              <w:left w:type="dxa" w:w="90"/>
-              <w:bottom w:type="dxa" w:w="60"/>
-              <w:right w:type="dxa" w:w="90"/>
-            </w:tcMar>
-            <w:vAlign w:val="center"/>
-          </w:tcPr>
-          <w:p>
-            <w:pPr>
-              <w:spacing w:after="0"/>
-              <w:jc w:val="center"/>
-            </w:pPr>
-            <w:r>
-              <w:rPr>
-                <w:rFonts w:ascii="Yu Gothic" w:cs="Yu Gothic" w:eastAsia="Yu Gothic" w:hAnsi="Yu Gothic"/>
-                <w:b w:val="false"/>
-                <w:bCs w:val="false"/>
-                <w:sz w:val="21"/>
-                <w:szCs w:val="21"/>
-              </w:rPr>
-              <w:t xml:space="preserve">15分</w:t>
+              <w:t xml:space="preserve">草ぬき</w:t>
+            </w:r>
+          </w:p>
+        </w:tc>
+        <w:tc>
+          <w:tcPr>
+            <w:tcW w:type="dxa" w:w="800"/>
+            <w:tcMar>
+              <w:top w:type="dxa" w:w="60"/>
+              <w:left w:type="dxa" w:w="90"/>
+              <w:bottom w:type="dxa" w:w="60"/>
+              <w:right w:type="dxa" w:w="90"/>
+            </w:tcMar>
+            <w:vAlign w:val="center"/>
+          </w:tcPr>
+          <w:p>
+            <w:pPr>
+              <w:spacing w:after="0"/>
+              <w:jc w:val="center"/>
+            </w:pPr>
+            <w:r>
+              <w:rPr>
+                <w:rFonts w:ascii="Yu Gothic" w:cs="Yu Gothic" w:eastAsia="Yu Gothic" w:hAnsi="Yu Gothic"/>
+                <w:b w:val="false"/>
+                <w:bCs w:val="false"/>
+                <w:sz w:val="21"/>
+                <w:szCs w:val="21"/>
+              </w:rPr>
+              <w:t xml:space="preserve">30分</w:t>
             </w:r>
           </w:p>
         </w:tc>
@@ -5658,7 +5266,7 @@
                 <w:sz w:val="21"/>
                 <w:szCs w:val="21"/>
               </w:rPr>
-              <w:t xml:space="preserve">水</w:t>
+              <w:t xml:space="preserve">軍手・ふくろ</w:t>
             </w:r>
           </w:p>
         </w:tc>
@@ -5685,7 +5293,7 @@
                 <w:sz w:val="21"/>
                 <w:szCs w:val="21"/>
               </w:rPr>
-              <w:t xml:space="preserve">せんざいの あわが のこっていない</w:t>
+              <w:t xml:space="preserve">決めた 場所の 草が ない</w:t>
             </w:r>
           </w:p>
         </w:tc>
@@ -5716,7 +5324,7 @@
                 <w:sz w:val="21"/>
                 <w:szCs w:val="21"/>
               </w:rPr>
-              <w:t xml:space="preserve">34</w:t>
+              <w:t xml:space="preserve">31</w:t>
             </w:r>
           </w:p>
         </w:tc>
@@ -5744,36 +5352,36 @@
                 <w:sz w:val="21"/>
                 <w:szCs w:val="21"/>
               </w:rPr>
-              <w:t xml:space="preserve">ポットを かわかす</w:t>
-            </w:r>
-          </w:p>
-        </w:tc>
-        <w:tc>
-          <w:tcPr>
-            <w:tcW w:type="dxa" w:w="800"/>
-            <w:shd w:fill="F2F2F2" w:color="auto" w:val="clear"/>
-            <w:tcMar>
-              <w:top w:type="dxa" w:w="60"/>
-              <w:left w:type="dxa" w:w="90"/>
-              <w:bottom w:type="dxa" w:w="60"/>
-              <w:right w:type="dxa" w:w="90"/>
-            </w:tcMar>
-            <w:vAlign w:val="center"/>
-          </w:tcPr>
-          <w:p>
-            <w:pPr>
-              <w:spacing w:after="0"/>
-              <w:jc w:val="center"/>
-            </w:pPr>
-            <w:r>
-              <w:rPr>
-                <w:rFonts w:ascii="Yu Gothic" w:cs="Yu Gothic" w:eastAsia="Yu Gothic" w:hAnsi="Yu Gothic"/>
-                <w:b w:val="false"/>
-                <w:bCs w:val="false"/>
-                <w:sz w:val="21"/>
-                <w:szCs w:val="21"/>
-              </w:rPr>
-              <w:t xml:space="preserve">15分</w:t>
+              <w:t xml:space="preserve">プランターの 土を たす</w:t>
+            </w:r>
+          </w:p>
+        </w:tc>
+        <w:tc>
+          <w:tcPr>
+            <w:tcW w:type="dxa" w:w="800"/>
+            <w:shd w:fill="F2F2F2" w:color="auto" w:val="clear"/>
+            <w:tcMar>
+              <w:top w:type="dxa" w:w="60"/>
+              <w:left w:type="dxa" w:w="90"/>
+              <w:bottom w:type="dxa" w:w="60"/>
+              <w:right w:type="dxa" w:w="90"/>
+            </w:tcMar>
+            <w:vAlign w:val="center"/>
+          </w:tcPr>
+          <w:p>
+            <w:pPr>
+              <w:spacing w:after="0"/>
+              <w:jc w:val="center"/>
+            </w:pPr>
+            <w:r>
+              <w:rPr>
+                <w:rFonts w:ascii="Yu Gothic" w:cs="Yu Gothic" w:eastAsia="Yu Gothic" w:hAnsi="Yu Gothic"/>
+                <w:b w:val="false"/>
+                <w:bCs w:val="false"/>
+                <w:sz w:val="21"/>
+                <w:szCs w:val="21"/>
+              </w:rPr>
+              <w:t xml:space="preserve">30分</w:t>
             </w:r>
           </w:p>
         </w:tc>
@@ -5801,7 +5409,7 @@
                 <w:sz w:val="21"/>
                 <w:szCs w:val="21"/>
               </w:rPr>
-              <w:t xml:space="preserve">―</w:t>
+              <w:t xml:space="preserve">土・スコップ</w:t>
             </w:r>
           </w:p>
         </w:tc>
@@ -5829,7 +5437,7 @@
                 <w:sz w:val="21"/>
                 <w:szCs w:val="21"/>
               </w:rPr>
-              <w:t xml:space="preserve">さかさまに して ならべてある</w:t>
+              <w:t xml:space="preserve">土が ふちから 3cm 下まで ある</w:t>
             </w:r>
           </w:p>
         </w:tc>
@@ -5859,7 +5467,7 @@
                 <w:sz w:val="21"/>
                 <w:szCs w:val="21"/>
               </w:rPr>
-              <w:t xml:space="preserve">35</w:t>
+              <w:t xml:space="preserve">32</w:t>
             </w:r>
           </w:p>
         </w:tc>
@@ -5886,7 +5494,7 @@
                 <w:sz w:val="21"/>
                 <w:szCs w:val="21"/>
               </w:rPr>
-              <w:t xml:space="preserve">ポットを 大きさごとに 分ける</w:t>
+              <w:t xml:space="preserve">中庭の はきそうじ</w:t>
             </w:r>
           </w:p>
         </w:tc>
@@ -5941,7 +5549,7 @@
                 <w:sz w:val="21"/>
                 <w:szCs w:val="21"/>
               </w:rPr>
-              <w:t xml:space="preserve">―</w:t>
+              <w:t xml:space="preserve">ほうき・ちりとり</w:t>
             </w:r>
           </w:p>
         </w:tc>
@@ -5968,7 +5576,7 @@
                 <w:sz w:val="21"/>
                 <w:szCs w:val="21"/>
               </w:rPr>
-              <w:t xml:space="preserve">サイズごとに 重ねてある</w:t>
+              <w:t xml:space="preserve">落ち葉が ない</w:t>
             </w:r>
           </w:p>
         </w:tc>
@@ -5999,7 +5607,7 @@
                 <w:sz w:val="21"/>
                 <w:szCs w:val="21"/>
               </w:rPr>
-              <w:t xml:space="preserve">36</w:t>
+              <w:t xml:space="preserve">33</w:t>
             </w:r>
           </w:p>
         </w:tc>
@@ -6027,7 +5635,7 @@
                 <w:sz w:val="21"/>
                 <w:szCs w:val="21"/>
               </w:rPr>
-              <w:t xml:space="preserve">ポットの 数を かぞえる</w:t>
+              <w:t xml:space="preserve">プランターを ならべ直す</w:t>
             </w:r>
           </w:p>
         </w:tc>
@@ -6084,7 +5692,7 @@
                 <w:sz w:val="21"/>
                 <w:szCs w:val="21"/>
               </w:rPr>
-              <w:t xml:space="preserve">きろく用紙</w:t>
+              <w:t xml:space="preserve">―</w:t>
             </w:r>
           </w:p>
         </w:tc>
@@ -6112,7 +5720,7 @@
                 <w:sz w:val="21"/>
                 <w:szCs w:val="21"/>
               </w:rPr>
-              <w:t xml:space="preserve">数を 書いて ほうこくした</w:t>
+              <w:t xml:space="preserve">まっすぐ・同じ 間かくに ならんでいる</w:t>
             </w:r>
           </w:p>
         </w:tc>
@@ -6142,7 +5750,1779 @@
                 <w:sz w:val="21"/>
                 <w:szCs w:val="21"/>
               </w:rPr>
+              <w:t xml:space="preserve">34</w:t>
+            </w:r>
+          </w:p>
+        </w:tc>
+        <w:tc>
+          <w:tcPr>
+            <w:tcW w:type="dxa" w:w="2700"/>
+            <w:tcMar>
+              <w:top w:type="dxa" w:w="60"/>
+              <w:left w:type="dxa" w:w="90"/>
+              <w:bottom w:type="dxa" w:w="60"/>
+              <w:right w:type="dxa" w:w="90"/>
+            </w:tcMar>
+            <w:vAlign w:val="center"/>
+          </w:tcPr>
+          <w:p>
+            <w:pPr>
+              <w:spacing w:after="0"/>
+            </w:pPr>
+            <w:r>
+              <w:rPr>
+                <w:rFonts w:ascii="Yu Gothic" w:cs="Yu Gothic" w:eastAsia="Yu Gothic" w:hAnsi="Yu Gothic"/>
+                <w:b w:val="false"/>
+                <w:bCs w:val="false"/>
+                <w:sz w:val="21"/>
+                <w:szCs w:val="21"/>
+              </w:rPr>
+              <w:t xml:space="preserve">プランターの 外がわを ふく</w:t>
+            </w:r>
+          </w:p>
+        </w:tc>
+        <w:tc>
+          <w:tcPr>
+            <w:tcW w:type="dxa" w:w="800"/>
+            <w:tcMar>
+              <w:top w:type="dxa" w:w="60"/>
+              <w:left w:type="dxa" w:w="90"/>
+              <w:bottom w:type="dxa" w:w="60"/>
+              <w:right w:type="dxa" w:w="90"/>
+            </w:tcMar>
+            <w:vAlign w:val="center"/>
+          </w:tcPr>
+          <w:p>
+            <w:pPr>
+              <w:spacing w:after="0"/>
+              <w:jc w:val="center"/>
+            </w:pPr>
+            <w:r>
+              <w:rPr>
+                <w:rFonts w:ascii="Yu Gothic" w:cs="Yu Gothic" w:eastAsia="Yu Gothic" w:hAnsi="Yu Gothic"/>
+                <w:b w:val="false"/>
+                <w:bCs w:val="false"/>
+                <w:sz w:val="21"/>
+                <w:szCs w:val="21"/>
+              </w:rPr>
+              <w:t xml:space="preserve">15分</w:t>
+            </w:r>
+          </w:p>
+        </w:tc>
+        <w:tc>
+          <w:tcPr>
+            <w:tcW w:type="dxa" w:w="2200"/>
+            <w:tcMar>
+              <w:top w:type="dxa" w:w="60"/>
+              <w:left w:type="dxa" w:w="90"/>
+              <w:bottom w:type="dxa" w:w="60"/>
+              <w:right w:type="dxa" w:w="90"/>
+            </w:tcMar>
+            <w:vAlign w:val="center"/>
+          </w:tcPr>
+          <w:p>
+            <w:pPr>
+              <w:spacing w:after="0"/>
+            </w:pPr>
+            <w:r>
+              <w:rPr>
+                <w:rFonts w:ascii="Yu Gothic" w:cs="Yu Gothic" w:eastAsia="Yu Gothic" w:hAnsi="Yu Gothic"/>
+                <w:b w:val="false"/>
+                <w:bCs w:val="false"/>
+                <w:sz w:val="21"/>
+                <w:szCs w:val="21"/>
+              </w:rPr>
+              <w:t xml:space="preserve">ぞうきん</w:t>
+            </w:r>
+          </w:p>
+        </w:tc>
+        <w:tc>
+          <w:tcPr>
+            <w:tcW w:type="dxa" w:w="3966"/>
+            <w:tcMar>
+              <w:top w:type="dxa" w:w="60"/>
+              <w:left w:type="dxa" w:w="90"/>
+              <w:bottom w:type="dxa" w:w="60"/>
+              <w:right w:type="dxa" w:w="90"/>
+            </w:tcMar>
+            <w:vAlign w:val="center"/>
+          </w:tcPr>
+          <w:p>
+            <w:pPr>
+              <w:spacing w:after="0"/>
+            </w:pPr>
+            <w:r>
+              <w:rPr>
+                <w:rFonts w:ascii="Yu Gothic" w:cs="Yu Gothic" w:eastAsia="Yu Gothic" w:hAnsi="Yu Gothic"/>
+                <w:b w:val="false"/>
+                <w:bCs w:val="false"/>
+                <w:sz w:val="21"/>
+                <w:szCs w:val="21"/>
+              </w:rPr>
+              <w:t xml:space="preserve">土の よごれが ない</w:t>
+            </w:r>
+          </w:p>
+        </w:tc>
+      </w:tr>
+      <w:tr>
+        <w:tc>
+          <w:tcPr>
+            <w:tcW w:type="dxa" w:w="800"/>
+            <w:shd w:fill="F2F2F2" w:color="auto" w:val="clear"/>
+            <w:tcMar>
+              <w:top w:type="dxa" w:w="60"/>
+              <w:left w:type="dxa" w:w="90"/>
+              <w:bottom w:type="dxa" w:w="60"/>
+              <w:right w:type="dxa" w:w="90"/>
+            </w:tcMar>
+            <w:vAlign w:val="center"/>
+          </w:tcPr>
+          <w:p>
+            <w:pPr>
+              <w:spacing w:after="0"/>
+              <w:jc w:val="center"/>
+            </w:pPr>
+            <w:r>
+              <w:rPr>
+                <w:rFonts w:ascii="Yu Gothic" w:cs="Yu Gothic" w:eastAsia="Yu Gothic" w:hAnsi="Yu Gothic"/>
+                <w:b/>
+                <w:bCs/>
+                <w:sz w:val="21"/>
+                <w:szCs w:val="21"/>
+              </w:rPr>
+              <w:t xml:space="preserve">35</w:t>
+            </w:r>
+          </w:p>
+        </w:tc>
+        <w:tc>
+          <w:tcPr>
+            <w:tcW w:type="dxa" w:w="2700"/>
+            <w:shd w:fill="F2F2F2" w:color="auto" w:val="clear"/>
+            <w:tcMar>
+              <w:top w:type="dxa" w:w="60"/>
+              <w:left w:type="dxa" w:w="90"/>
+              <w:bottom w:type="dxa" w:w="60"/>
+              <w:right w:type="dxa" w:w="90"/>
+            </w:tcMar>
+            <w:vAlign w:val="center"/>
+          </w:tcPr>
+          <w:p>
+            <w:pPr>
+              <w:spacing w:after="0"/>
+            </w:pPr>
+            <w:r>
+              <w:rPr>
+                <w:rFonts w:ascii="Yu Gothic" w:cs="Yu Gothic" w:eastAsia="Yu Gothic" w:hAnsi="Yu Gothic"/>
+                <w:b w:val="false"/>
+                <w:bCs w:val="false"/>
+                <w:sz w:val="21"/>
+                <w:szCs w:val="21"/>
+              </w:rPr>
+              <w:t xml:space="preserve">花の ようすを 見て きろく</w:t>
+            </w:r>
+          </w:p>
+        </w:tc>
+        <w:tc>
+          <w:tcPr>
+            <w:tcW w:type="dxa" w:w="800"/>
+            <w:shd w:fill="F2F2F2" w:color="auto" w:val="clear"/>
+            <w:tcMar>
+              <w:top w:type="dxa" w:w="60"/>
+              <w:left w:type="dxa" w:w="90"/>
+              <w:bottom w:type="dxa" w:w="60"/>
+              <w:right w:type="dxa" w:w="90"/>
+            </w:tcMar>
+            <w:vAlign w:val="center"/>
+          </w:tcPr>
+          <w:p>
+            <w:pPr>
+              <w:spacing w:after="0"/>
+              <w:jc w:val="center"/>
+            </w:pPr>
+            <w:r>
+              <w:rPr>
+                <w:rFonts w:ascii="Yu Gothic" w:cs="Yu Gothic" w:eastAsia="Yu Gothic" w:hAnsi="Yu Gothic"/>
+                <w:b w:val="false"/>
+                <w:bCs w:val="false"/>
+                <w:sz w:val="21"/>
+                <w:szCs w:val="21"/>
+              </w:rPr>
+              <w:t xml:space="preserve">15分</w:t>
+            </w:r>
+          </w:p>
+        </w:tc>
+        <w:tc>
+          <w:tcPr>
+            <w:tcW w:type="dxa" w:w="2200"/>
+            <w:shd w:fill="F2F2F2" w:color="auto" w:val="clear"/>
+            <w:tcMar>
+              <w:top w:type="dxa" w:w="60"/>
+              <w:left w:type="dxa" w:w="90"/>
+              <w:bottom w:type="dxa" w:w="60"/>
+              <w:right w:type="dxa" w:w="90"/>
+            </w:tcMar>
+            <w:vAlign w:val="center"/>
+          </w:tcPr>
+          <w:p>
+            <w:pPr>
+              <w:spacing w:after="0"/>
+            </w:pPr>
+            <w:r>
+              <w:rPr>
+                <w:rFonts w:ascii="Yu Gothic" w:cs="Yu Gothic" w:eastAsia="Yu Gothic" w:hAnsi="Yu Gothic"/>
+                <w:b w:val="false"/>
+                <w:bCs w:val="false"/>
+                <w:sz w:val="21"/>
+                <w:szCs w:val="21"/>
+              </w:rPr>
+              <w:t xml:space="preserve">きろく用紙</w:t>
+            </w:r>
+          </w:p>
+        </w:tc>
+        <w:tc>
+          <w:tcPr>
+            <w:tcW w:type="dxa" w:w="3966"/>
+            <w:shd w:fill="F2F2F2" w:color="auto" w:val="clear"/>
+            <w:tcMar>
+              <w:top w:type="dxa" w:w="60"/>
+              <w:left w:type="dxa" w:w="90"/>
+              <w:bottom w:type="dxa" w:w="60"/>
+              <w:right w:type="dxa" w:w="90"/>
+            </w:tcMar>
+            <w:vAlign w:val="center"/>
+          </w:tcPr>
+          <w:p>
+            <w:pPr>
+              <w:spacing w:after="0"/>
+            </w:pPr>
+            <w:r>
+              <w:rPr>
+                <w:rFonts w:ascii="Yu Gothic" w:cs="Yu Gothic" w:eastAsia="Yu Gothic" w:hAnsi="Yu Gothic"/>
+                <w:b w:val="false"/>
+                <w:bCs w:val="false"/>
+                <w:sz w:val="21"/>
+                <w:szCs w:val="21"/>
+              </w:rPr>
+              <w:t xml:space="preserve">全部 見て、気づいたことを 書いた</w:t>
+            </w:r>
+          </w:p>
+        </w:tc>
+      </w:tr>
+      <w:tr>
+        <w:tc>
+          <w:tcPr>
+            <w:tcW w:type="dxa" w:w="800"/>
+            <w:tcMar>
+              <w:top w:type="dxa" w:w="60"/>
+              <w:left w:type="dxa" w:w="90"/>
+              <w:bottom w:type="dxa" w:w="60"/>
+              <w:right w:type="dxa" w:w="90"/>
+            </w:tcMar>
+            <w:vAlign w:val="center"/>
+          </w:tcPr>
+          <w:p>
+            <w:pPr>
+              <w:spacing w:after="0"/>
+              <w:jc w:val="center"/>
+            </w:pPr>
+            <w:r>
+              <w:rPr>
+                <w:rFonts w:ascii="Yu Gothic" w:cs="Yu Gothic" w:eastAsia="Yu Gothic" w:hAnsi="Yu Gothic"/>
+                <w:b/>
+                <w:bCs/>
+                <w:sz w:val="21"/>
+                <w:szCs w:val="21"/>
+              </w:rPr>
+              <w:t xml:space="preserve">36</w:t>
+            </w:r>
+          </w:p>
+        </w:tc>
+        <w:tc>
+          <w:tcPr>
+            <w:tcW w:type="dxa" w:w="2700"/>
+            <w:tcMar>
+              <w:top w:type="dxa" w:w="60"/>
+              <w:left w:type="dxa" w:w="90"/>
+              <w:bottom w:type="dxa" w:w="60"/>
+              <w:right w:type="dxa" w:w="90"/>
+            </w:tcMar>
+            <w:vAlign w:val="center"/>
+          </w:tcPr>
+          <w:p>
+            <w:pPr>
+              <w:spacing w:after="0"/>
+            </w:pPr>
+            <w:r>
+              <w:rPr>
+                <w:rFonts w:ascii="Yu Gothic" w:cs="Yu Gothic" w:eastAsia="Yu Gothic" w:hAnsi="Yu Gothic"/>
+                <w:b w:val="false"/>
+                <w:bCs w:val="false"/>
+                <w:sz w:val="21"/>
+                <w:szCs w:val="21"/>
+              </w:rPr>
+              <w:t xml:space="preserve">農薬スプレーを かける　※先生と</w:t>
+            </w:r>
+          </w:p>
+        </w:tc>
+        <w:tc>
+          <w:tcPr>
+            <w:tcW w:type="dxa" w:w="800"/>
+            <w:tcMar>
+              <w:top w:type="dxa" w:w="60"/>
+              <w:left w:type="dxa" w:w="90"/>
+              <w:bottom w:type="dxa" w:w="60"/>
+              <w:right w:type="dxa" w:w="90"/>
+            </w:tcMar>
+            <w:vAlign w:val="center"/>
+          </w:tcPr>
+          <w:p>
+            <w:pPr>
+              <w:spacing w:after="0"/>
+              <w:jc w:val="center"/>
+            </w:pPr>
+            <w:r>
+              <w:rPr>
+                <w:rFonts w:ascii="Yu Gothic" w:cs="Yu Gothic" w:eastAsia="Yu Gothic" w:hAnsi="Yu Gothic"/>
+                <w:b w:val="false"/>
+                <w:bCs w:val="false"/>
+                <w:sz w:val="21"/>
+                <w:szCs w:val="21"/>
+              </w:rPr>
+              <w:t xml:space="preserve">30分</w:t>
+            </w:r>
+          </w:p>
+        </w:tc>
+        <w:tc>
+          <w:tcPr>
+            <w:tcW w:type="dxa" w:w="2200"/>
+            <w:tcMar>
+              <w:top w:type="dxa" w:w="60"/>
+              <w:left w:type="dxa" w:w="90"/>
+              <w:bottom w:type="dxa" w:w="60"/>
+              <w:right w:type="dxa" w:w="90"/>
+            </w:tcMar>
+            <w:vAlign w:val="center"/>
+          </w:tcPr>
+          <w:p>
+            <w:pPr>
+              <w:spacing w:after="0"/>
+            </w:pPr>
+            <w:r>
+              <w:rPr>
+                <w:rFonts w:ascii="Yu Gothic" w:cs="Yu Gothic" w:eastAsia="Yu Gothic" w:hAnsi="Yu Gothic"/>
+                <w:b w:val="false"/>
+                <w:bCs w:val="false"/>
+                <w:sz w:val="21"/>
+                <w:szCs w:val="21"/>
+              </w:rPr>
+              <w:t xml:space="preserve">マスク・手ぶくろ・長そで・スプレー</w:t>
+            </w:r>
+          </w:p>
+        </w:tc>
+        <w:tc>
+          <w:tcPr>
+            <w:tcW w:type="dxa" w:w="3966"/>
+            <w:tcMar>
+              <w:top w:type="dxa" w:w="60"/>
+              <w:left w:type="dxa" w:w="90"/>
+              <w:bottom w:type="dxa" w:w="60"/>
+              <w:right w:type="dxa" w:w="90"/>
+            </w:tcMar>
+            <w:vAlign w:val="center"/>
+          </w:tcPr>
+          <w:p>
+            <w:pPr>
+              <w:spacing w:after="0"/>
+            </w:pPr>
+            <w:r>
+              <w:rPr>
+                <w:rFonts w:ascii="Yu Gothic" w:cs="Yu Gothic" w:eastAsia="Yu Gothic" w:hAnsi="Yu Gothic"/>
+                <w:b w:val="false"/>
+                <w:bCs w:val="false"/>
+                <w:sz w:val="21"/>
+                <w:szCs w:val="21"/>
+              </w:rPr>
+              <w:t xml:space="preserve">決めた はちに かけて、きろくを 書いた</w:t>
+            </w:r>
+          </w:p>
+        </w:tc>
+      </w:tr>
+      <w:tr>
+        <w:tc>
+          <w:tcPr>
+            <w:tcW w:type="dxa" w:w="800"/>
+            <w:shd w:fill="F2F2F2" w:color="auto" w:val="clear"/>
+            <w:tcMar>
+              <w:top w:type="dxa" w:w="60"/>
+              <w:left w:type="dxa" w:w="90"/>
+              <w:bottom w:type="dxa" w:w="60"/>
+              <w:right w:type="dxa" w:w="90"/>
+            </w:tcMar>
+            <w:vAlign w:val="center"/>
+          </w:tcPr>
+          <w:p>
+            <w:pPr>
+              <w:spacing w:after="0"/>
+              <w:jc w:val="center"/>
+            </w:pPr>
+            <w:r>
+              <w:rPr>
+                <w:rFonts w:ascii="Yu Gothic" w:cs="Yu Gothic" w:eastAsia="Yu Gothic" w:hAnsi="Yu Gothic"/>
+                <w:b/>
+                <w:bCs/>
+                <w:sz w:val="21"/>
+                <w:szCs w:val="21"/>
+              </w:rPr>
               <w:t xml:space="preserve">37</w:t>
+            </w:r>
+          </w:p>
+        </w:tc>
+        <w:tc>
+          <w:tcPr>
+            <w:tcW w:type="dxa" w:w="2700"/>
+            <w:shd w:fill="F2F2F2" w:color="auto" w:val="clear"/>
+            <w:tcMar>
+              <w:top w:type="dxa" w:w="60"/>
+              <w:left w:type="dxa" w:w="90"/>
+              <w:bottom w:type="dxa" w:w="60"/>
+              <w:right w:type="dxa" w:w="90"/>
+            </w:tcMar>
+            <w:vAlign w:val="center"/>
+          </w:tcPr>
+          <w:p>
+            <w:pPr>
+              <w:spacing w:after="0"/>
+            </w:pPr>
+            <w:r>
+              <w:rPr>
+                <w:rFonts w:ascii="Yu Gothic" w:cs="Yu Gothic" w:eastAsia="Yu Gothic" w:hAnsi="Yu Gothic"/>
+                <w:b w:val="false"/>
+                <w:bCs w:val="false"/>
+                <w:sz w:val="21"/>
+                <w:szCs w:val="21"/>
+              </w:rPr>
+              <w:t xml:space="preserve">かれた 株の 片づけ</w:t>
+            </w:r>
+          </w:p>
+        </w:tc>
+        <w:tc>
+          <w:tcPr>
+            <w:tcW w:type="dxa" w:w="800"/>
+            <w:shd w:fill="F2F2F2" w:color="auto" w:val="clear"/>
+            <w:tcMar>
+              <w:top w:type="dxa" w:w="60"/>
+              <w:left w:type="dxa" w:w="90"/>
+              <w:bottom w:type="dxa" w:w="60"/>
+              <w:right w:type="dxa" w:w="90"/>
+            </w:tcMar>
+            <w:vAlign w:val="center"/>
+          </w:tcPr>
+          <w:p>
+            <w:pPr>
+              <w:spacing w:after="0"/>
+              <w:jc w:val="center"/>
+            </w:pPr>
+            <w:r>
+              <w:rPr>
+                <w:rFonts w:ascii="Yu Gothic" w:cs="Yu Gothic" w:eastAsia="Yu Gothic" w:hAnsi="Yu Gothic"/>
+                <w:b w:val="false"/>
+                <w:bCs w:val="false"/>
+                <w:sz w:val="21"/>
+                <w:szCs w:val="21"/>
+              </w:rPr>
+              <w:t xml:space="preserve">30分</w:t>
+            </w:r>
+          </w:p>
+        </w:tc>
+        <w:tc>
+          <w:tcPr>
+            <w:tcW w:type="dxa" w:w="2200"/>
+            <w:shd w:fill="F2F2F2" w:color="auto" w:val="clear"/>
+            <w:tcMar>
+              <w:top w:type="dxa" w:w="60"/>
+              <w:left w:type="dxa" w:w="90"/>
+              <w:bottom w:type="dxa" w:w="60"/>
+              <w:right w:type="dxa" w:w="90"/>
+            </w:tcMar>
+            <w:vAlign w:val="center"/>
+          </w:tcPr>
+          <w:p>
+            <w:pPr>
+              <w:spacing w:after="0"/>
+            </w:pPr>
+            <w:r>
+              <w:rPr>
+                <w:rFonts w:ascii="Yu Gothic" w:cs="Yu Gothic" w:eastAsia="Yu Gothic" w:hAnsi="Yu Gothic"/>
+                <w:b w:val="false"/>
+                <w:bCs w:val="false"/>
+                <w:sz w:val="21"/>
+                <w:szCs w:val="21"/>
+              </w:rPr>
+              <w:t xml:space="preserve">軍手・ふくろ・スコップ</w:t>
+            </w:r>
+          </w:p>
+        </w:tc>
+        <w:tc>
+          <w:tcPr>
+            <w:tcW w:type="dxa" w:w="3966"/>
+            <w:shd w:fill="F2F2F2" w:color="auto" w:val="clear"/>
+            <w:tcMar>
+              <w:top w:type="dxa" w:w="60"/>
+              <w:left w:type="dxa" w:w="90"/>
+              <w:bottom w:type="dxa" w:w="60"/>
+              <w:right w:type="dxa" w:w="90"/>
+            </w:tcMar>
+            <w:vAlign w:val="center"/>
+          </w:tcPr>
+          <w:p>
+            <w:pPr>
+              <w:spacing w:after="0"/>
+            </w:pPr>
+            <w:r>
+              <w:rPr>
+                <w:rFonts w:ascii="Yu Gothic" w:cs="Yu Gothic" w:eastAsia="Yu Gothic" w:hAnsi="Yu Gothic"/>
+                <w:b w:val="false"/>
+                <w:bCs w:val="false"/>
+                <w:sz w:val="21"/>
+                <w:szCs w:val="21"/>
+              </w:rPr>
+              <w:t xml:space="preserve">かれた 株が ぬけて、土が ならしてある</w:t>
+            </w:r>
+          </w:p>
+        </w:tc>
+      </w:tr>
+      <w:tr>
+        <w:tc>
+          <w:tcPr>
+            <w:tcW w:type="dxa" w:w="800"/>
+            <w:tcMar>
+              <w:top w:type="dxa" w:w="60"/>
+              <w:left w:type="dxa" w:w="90"/>
+              <w:bottom w:type="dxa" w:w="60"/>
+              <w:right w:type="dxa" w:w="90"/>
+            </w:tcMar>
+            <w:vAlign w:val="center"/>
+          </w:tcPr>
+          <w:p>
+            <w:pPr>
+              <w:spacing w:after="0"/>
+              <w:jc w:val="center"/>
+            </w:pPr>
+            <w:r>
+              <w:rPr>
+                <w:rFonts w:ascii="Yu Gothic" w:cs="Yu Gothic" w:eastAsia="Yu Gothic" w:hAnsi="Yu Gothic"/>
+                <w:b/>
+                <w:bCs/>
+                <w:sz w:val="21"/>
+                <w:szCs w:val="21"/>
+              </w:rPr>
+              <w:t xml:space="preserve">38</w:t>
+            </w:r>
+          </w:p>
+        </w:tc>
+        <w:tc>
+          <w:tcPr>
+            <w:tcW w:type="dxa" w:w="2700"/>
+            <w:tcMar>
+              <w:top w:type="dxa" w:w="60"/>
+              <w:left w:type="dxa" w:w="90"/>
+              <w:bottom w:type="dxa" w:w="60"/>
+              <w:right w:type="dxa" w:w="90"/>
+            </w:tcMar>
+            <w:vAlign w:val="center"/>
+          </w:tcPr>
+          <w:p>
+            <w:pPr>
+              <w:spacing w:after="0"/>
+            </w:pPr>
+            <w:r>
+              <w:rPr>
+                <w:rFonts w:ascii="Yu Gothic" w:cs="Yu Gothic" w:eastAsia="Yu Gothic" w:hAnsi="Yu Gothic"/>
+                <w:b w:val="false"/>
+                <w:bCs w:val="false"/>
+                <w:sz w:val="21"/>
+                <w:szCs w:val="21"/>
+              </w:rPr>
+              <w:t xml:space="preserve">土を ふるいに かける</w:t>
+            </w:r>
+          </w:p>
+        </w:tc>
+        <w:tc>
+          <w:tcPr>
+            <w:tcW w:type="dxa" w:w="800"/>
+            <w:tcMar>
+              <w:top w:type="dxa" w:w="60"/>
+              <w:left w:type="dxa" w:w="90"/>
+              <w:bottom w:type="dxa" w:w="60"/>
+              <w:right w:type="dxa" w:w="90"/>
+            </w:tcMar>
+            <w:vAlign w:val="center"/>
+          </w:tcPr>
+          <w:p>
+            <w:pPr>
+              <w:spacing w:after="0"/>
+              <w:jc w:val="center"/>
+            </w:pPr>
+            <w:r>
+              <w:rPr>
+                <w:rFonts w:ascii="Yu Gothic" w:cs="Yu Gothic" w:eastAsia="Yu Gothic" w:hAnsi="Yu Gothic"/>
+                <w:b w:val="false"/>
+                <w:bCs w:val="false"/>
+                <w:sz w:val="21"/>
+                <w:szCs w:val="21"/>
+              </w:rPr>
+              <w:t xml:space="preserve">30分</w:t>
+            </w:r>
+          </w:p>
+        </w:tc>
+        <w:tc>
+          <w:tcPr>
+            <w:tcW w:type="dxa" w:w="2200"/>
+            <w:tcMar>
+              <w:top w:type="dxa" w:w="60"/>
+              <w:left w:type="dxa" w:w="90"/>
+              <w:bottom w:type="dxa" w:w="60"/>
+              <w:right w:type="dxa" w:w="90"/>
+            </w:tcMar>
+            <w:vAlign w:val="center"/>
+          </w:tcPr>
+          <w:p>
+            <w:pPr>
+              <w:spacing w:after="0"/>
+            </w:pPr>
+            <w:r>
+              <w:rPr>
+                <w:rFonts w:ascii="Yu Gothic" w:cs="Yu Gothic" w:eastAsia="Yu Gothic" w:hAnsi="Yu Gothic"/>
+                <w:b w:val="false"/>
+                <w:bCs w:val="false"/>
+                <w:sz w:val="21"/>
+                <w:szCs w:val="21"/>
+              </w:rPr>
+              <w:t xml:space="preserve">ふるい・バケツ</w:t>
+            </w:r>
+          </w:p>
+        </w:tc>
+        <w:tc>
+          <w:tcPr>
+            <w:tcW w:type="dxa" w:w="3966"/>
+            <w:tcMar>
+              <w:top w:type="dxa" w:w="60"/>
+              <w:left w:type="dxa" w:w="90"/>
+              <w:bottom w:type="dxa" w:w="60"/>
+              <w:right w:type="dxa" w:w="90"/>
+            </w:tcMar>
+            <w:vAlign w:val="center"/>
+          </w:tcPr>
+          <w:p>
+            <w:pPr>
+              <w:spacing w:after="0"/>
+            </w:pPr>
+            <w:r>
+              <w:rPr>
+                <w:rFonts w:ascii="Yu Gothic" w:cs="Yu Gothic" w:eastAsia="Yu Gothic" w:hAnsi="Yu Gothic"/>
+                <w:b w:val="false"/>
+                <w:bCs w:val="false"/>
+                <w:sz w:val="21"/>
+                <w:szCs w:val="21"/>
+              </w:rPr>
+              <w:t xml:space="preserve">石と 根が 取りのぞかれている</w:t>
+            </w:r>
+          </w:p>
+        </w:tc>
+      </w:tr>
+    </w:tbl>
+    <w:p>
+      <w:pPr>
+        <w:spacing w:after="120" w:before="0"/>
+      </w:pPr>
+      <w:r>
+        <w:rPr>
+          <w:rFonts w:ascii="Yu Gothic" w:cs="Yu Gothic" w:eastAsia="Yu Gothic" w:hAnsi="Yu Gothic"/>
+          <w:b w:val="false"/>
+          <w:bCs w:val="false"/>
+          <w:sz w:val="21"/>
+          <w:szCs w:val="21"/>
+        </w:rPr>
+        <w:t xml:space="preserve"/>
+      </w:r>
+    </w:p>
+    <w:p>
+      <w:pPr>
+        <w:spacing w:after="200" w:before="0"/>
+      </w:pPr>
+      <w:r>
+        <w:rPr>
+          <w:rFonts w:ascii="Yu Gothic" w:cs="Yu Gothic" w:eastAsia="Yu Gothic" w:hAnsi="Yu Gothic"/>
+          <w:b w:val="false"/>
+          <w:bCs w:val="false"/>
+          <w:sz w:val="20"/>
+          <w:szCs w:val="20"/>
+        </w:rPr>
+        <w:t xml:space="preserve">※ 36の 農薬スプレーは、かならず 先生と いっしょに します。マスク・手ぶくろ・長そでを つけて、風の ない日に かけます。おわったら 手を 洗って うがいを します。</w:t>
+      </w:r>
+    </w:p>
+    <w:p>
+      <w:r>
+        <w:br w:type="page"/>
+      </w:r>
+    </w:p>
+    <w:p>
+      <w:pPr>
+        <w:shd w:fill="FBE4D5" w:color="auto" w:val="clear"/>
+        <w:spacing w:after="140" w:before="200"/>
+      </w:pPr>
+      <w:r>
+        <w:rPr>
+          <w:rFonts w:ascii="Yu Gothic" w:cs="Yu Gothic" w:eastAsia="Yu Gothic" w:hAnsi="Yu Gothic"/>
+          <w:b/>
+          <w:bCs/>
+          <w:sz w:val="30"/>
+          <w:szCs w:val="30"/>
+        </w:rPr>
+        <w:t xml:space="preserve">　５　ポットあらいの しごと　</w:t>
+      </w:r>
+    </w:p>
+    <w:tbl>
+      <w:tblPr>
+        <w:tblW w:type="dxa" w:w="10466"/>
+        <w:tblBorders>
+          <w:top w:val="single" w:color="auto" w:sz="4"/>
+          <w:left w:val="single" w:color="auto" w:sz="4"/>
+          <w:bottom w:val="single" w:color="auto" w:sz="4"/>
+          <w:right w:val="single" w:color="auto" w:sz="4"/>
+          <w:insideH w:val="single" w:color="auto" w:sz="4"/>
+          <w:insideV w:val="single" w:color="auto" w:sz="4"/>
+        </w:tblBorders>
+      </w:tblPr>
+      <w:tblGrid>
+        <w:gridCol w:w="800"/>
+        <w:gridCol w:w="2700"/>
+        <w:gridCol w:w="800"/>
+        <w:gridCol w:w="2200"/>
+        <w:gridCol w:w="3966"/>
+      </w:tblGrid>
+      <w:tr>
+        <w:trPr>
+          <w:tblHeader/>
+        </w:trPr>
+        <w:tc>
+          <w:tcPr>
+            <w:tcW w:type="dxa" w:w="800"/>
+            <w:shd w:fill="D9E2F3" w:color="auto" w:val="clear"/>
+            <w:tcMar>
+              <w:top w:type="dxa" w:w="60"/>
+              <w:left w:type="dxa" w:w="90"/>
+              <w:bottom w:type="dxa" w:w="60"/>
+              <w:right w:type="dxa" w:w="90"/>
+            </w:tcMar>
+            <w:vAlign w:val="center"/>
+          </w:tcPr>
+          <w:p>
+            <w:pPr>
+              <w:spacing w:after="0"/>
+              <w:jc w:val="center"/>
+            </w:pPr>
+            <w:r>
+              <w:rPr>
+                <w:rFonts w:ascii="Yu Gothic" w:cs="Yu Gothic" w:eastAsia="Yu Gothic" w:hAnsi="Yu Gothic"/>
+                <w:b/>
+                <w:bCs/>
+                <w:sz w:val="21"/>
+                <w:szCs w:val="21"/>
+              </w:rPr>
+              <w:t xml:space="preserve">番号</w:t>
+            </w:r>
+          </w:p>
+        </w:tc>
+        <w:tc>
+          <w:tcPr>
+            <w:tcW w:type="dxa" w:w="2700"/>
+            <w:shd w:fill="D9E2F3" w:color="auto" w:val="clear"/>
+            <w:tcMar>
+              <w:top w:type="dxa" w:w="60"/>
+              <w:left w:type="dxa" w:w="90"/>
+              <w:bottom w:type="dxa" w:w="60"/>
+              <w:right w:type="dxa" w:w="90"/>
+            </w:tcMar>
+            <w:vAlign w:val="center"/>
+          </w:tcPr>
+          <w:p>
+            <w:pPr>
+              <w:spacing w:after="0"/>
+            </w:pPr>
+            <w:r>
+              <w:rPr>
+                <w:rFonts w:ascii="Yu Gothic" w:cs="Yu Gothic" w:eastAsia="Yu Gothic" w:hAnsi="Yu Gothic"/>
+                <w:b/>
+                <w:bCs/>
+                <w:sz w:val="21"/>
+                <w:szCs w:val="21"/>
+              </w:rPr>
+              <w:t xml:space="preserve">しごと</w:t>
+            </w:r>
+          </w:p>
+        </w:tc>
+        <w:tc>
+          <w:tcPr>
+            <w:tcW w:type="dxa" w:w="800"/>
+            <w:shd w:fill="D9E2F3" w:color="auto" w:val="clear"/>
+            <w:tcMar>
+              <w:top w:type="dxa" w:w="60"/>
+              <w:left w:type="dxa" w:w="90"/>
+              <w:bottom w:type="dxa" w:w="60"/>
+              <w:right w:type="dxa" w:w="90"/>
+            </w:tcMar>
+            <w:vAlign w:val="center"/>
+          </w:tcPr>
+          <w:p>
+            <w:pPr>
+              <w:spacing w:after="0"/>
+              <w:jc w:val="center"/>
+            </w:pPr>
+            <w:r>
+              <w:rPr>
+                <w:rFonts w:ascii="Yu Gothic" w:cs="Yu Gothic" w:eastAsia="Yu Gothic" w:hAnsi="Yu Gothic"/>
+                <w:b/>
+                <w:bCs/>
+                <w:sz w:val="21"/>
+                <w:szCs w:val="21"/>
+              </w:rPr>
+              <w:t xml:space="preserve">時間</w:t>
+            </w:r>
+          </w:p>
+        </w:tc>
+        <w:tc>
+          <w:tcPr>
+            <w:tcW w:type="dxa" w:w="2200"/>
+            <w:shd w:fill="D9E2F3" w:color="auto" w:val="clear"/>
+            <w:tcMar>
+              <w:top w:type="dxa" w:w="60"/>
+              <w:left w:type="dxa" w:w="90"/>
+              <w:bottom w:type="dxa" w:w="60"/>
+              <w:right w:type="dxa" w:w="90"/>
+            </w:tcMar>
+            <w:vAlign w:val="center"/>
+          </w:tcPr>
+          <w:p>
+            <w:pPr>
+              <w:spacing w:after="0"/>
+            </w:pPr>
+            <w:r>
+              <w:rPr>
+                <w:rFonts w:ascii="Yu Gothic" w:cs="Yu Gothic" w:eastAsia="Yu Gothic" w:hAnsi="Yu Gothic"/>
+                <w:b/>
+                <w:bCs/>
+                <w:sz w:val="21"/>
+                <w:szCs w:val="21"/>
+              </w:rPr>
+              <w:t xml:space="preserve">つかうもの</w:t>
+            </w:r>
+          </w:p>
+        </w:tc>
+        <w:tc>
+          <w:tcPr>
+            <w:tcW w:type="dxa" w:w="3966"/>
+            <w:shd w:fill="D9E2F3" w:color="auto" w:val="clear"/>
+            <w:tcMar>
+              <w:top w:type="dxa" w:w="60"/>
+              <w:left w:type="dxa" w:w="90"/>
+              <w:bottom w:type="dxa" w:w="60"/>
+              <w:right w:type="dxa" w:w="90"/>
+            </w:tcMar>
+            <w:vAlign w:val="center"/>
+          </w:tcPr>
+          <w:p>
+            <w:pPr>
+              <w:spacing w:after="0"/>
+            </w:pPr>
+            <w:r>
+              <w:rPr>
+                <w:rFonts w:ascii="Yu Gothic" w:cs="Yu Gothic" w:eastAsia="Yu Gothic" w:hAnsi="Yu Gothic"/>
+                <w:b/>
+                <w:bCs/>
+                <w:sz w:val="21"/>
+                <w:szCs w:val="21"/>
+              </w:rPr>
+              <w:t xml:space="preserve">おわりの しるし</w:t>
+            </w:r>
+          </w:p>
+        </w:tc>
+      </w:tr>
+      <w:tr>
+        <w:tc>
+          <w:tcPr>
+            <w:tcW w:type="dxa" w:w="800"/>
+            <w:tcMar>
+              <w:top w:type="dxa" w:w="60"/>
+              <w:left w:type="dxa" w:w="90"/>
+              <w:bottom w:type="dxa" w:w="60"/>
+              <w:right w:type="dxa" w:w="90"/>
+            </w:tcMar>
+            <w:vAlign w:val="center"/>
+          </w:tcPr>
+          <w:p>
+            <w:pPr>
+              <w:spacing w:after="0"/>
+              <w:jc w:val="center"/>
+            </w:pPr>
+            <w:r>
+              <w:rPr>
+                <w:rFonts w:ascii="Yu Gothic" w:cs="Yu Gothic" w:eastAsia="Yu Gothic" w:hAnsi="Yu Gothic"/>
+                <w:b/>
+                <w:bCs/>
+                <w:sz w:val="21"/>
+                <w:szCs w:val="21"/>
+              </w:rPr>
+              <w:t xml:space="preserve">39</w:t>
+            </w:r>
+          </w:p>
+        </w:tc>
+        <w:tc>
+          <w:tcPr>
+            <w:tcW w:type="dxa" w:w="2700"/>
+            <w:tcMar>
+              <w:top w:type="dxa" w:w="60"/>
+              <w:left w:type="dxa" w:w="90"/>
+              <w:bottom w:type="dxa" w:w="60"/>
+              <w:right w:type="dxa" w:w="90"/>
+            </w:tcMar>
+            <w:vAlign w:val="center"/>
+          </w:tcPr>
+          <w:p>
+            <w:pPr>
+              <w:spacing w:after="0"/>
+            </w:pPr>
+            <w:r>
+              <w:rPr>
+                <w:rFonts w:ascii="Yu Gothic" w:cs="Yu Gothic" w:eastAsia="Yu Gothic" w:hAnsi="Yu Gothic"/>
+                <w:b w:val="false"/>
+                <w:bCs w:val="false"/>
+                <w:sz w:val="21"/>
+                <w:szCs w:val="21"/>
+              </w:rPr>
+              <w:t xml:space="preserve">ポットの 泥おとし（つけおき）</w:t>
+            </w:r>
+          </w:p>
+        </w:tc>
+        <w:tc>
+          <w:tcPr>
+            <w:tcW w:type="dxa" w:w="800"/>
+            <w:tcMar>
+              <w:top w:type="dxa" w:w="60"/>
+              <w:left w:type="dxa" w:w="90"/>
+              <w:bottom w:type="dxa" w:w="60"/>
+              <w:right w:type="dxa" w:w="90"/>
+            </w:tcMar>
+            <w:vAlign w:val="center"/>
+          </w:tcPr>
+          <w:p>
+            <w:pPr>
+              <w:spacing w:after="0"/>
+              <w:jc w:val="center"/>
+            </w:pPr>
+            <w:r>
+              <w:rPr>
+                <w:rFonts w:ascii="Yu Gothic" w:cs="Yu Gothic" w:eastAsia="Yu Gothic" w:hAnsi="Yu Gothic"/>
+                <w:b w:val="false"/>
+                <w:bCs w:val="false"/>
+                <w:sz w:val="21"/>
+                <w:szCs w:val="21"/>
+              </w:rPr>
+              <w:t xml:space="preserve">15分</w:t>
+            </w:r>
+          </w:p>
+        </w:tc>
+        <w:tc>
+          <w:tcPr>
+            <w:tcW w:type="dxa" w:w="2200"/>
+            <w:tcMar>
+              <w:top w:type="dxa" w:w="60"/>
+              <w:left w:type="dxa" w:w="90"/>
+              <w:bottom w:type="dxa" w:w="60"/>
+              <w:right w:type="dxa" w:w="90"/>
+            </w:tcMar>
+            <w:vAlign w:val="center"/>
+          </w:tcPr>
+          <w:p>
+            <w:pPr>
+              <w:spacing w:after="0"/>
+            </w:pPr>
+            <w:r>
+              <w:rPr>
+                <w:rFonts w:ascii="Yu Gothic" w:cs="Yu Gothic" w:eastAsia="Yu Gothic" w:hAnsi="Yu Gothic"/>
+                <w:b w:val="false"/>
+                <w:bCs w:val="false"/>
+                <w:sz w:val="21"/>
+                <w:szCs w:val="21"/>
+              </w:rPr>
+              <w:t xml:space="preserve">バケツ・水</w:t>
+            </w:r>
+          </w:p>
+        </w:tc>
+        <w:tc>
+          <w:tcPr>
+            <w:tcW w:type="dxa" w:w="3966"/>
+            <w:tcMar>
+              <w:top w:type="dxa" w:w="60"/>
+              <w:left w:type="dxa" w:w="90"/>
+              <w:bottom w:type="dxa" w:w="60"/>
+              <w:right w:type="dxa" w:w="90"/>
+            </w:tcMar>
+            <w:vAlign w:val="center"/>
+          </w:tcPr>
+          <w:p>
+            <w:pPr>
+              <w:spacing w:after="0"/>
+            </w:pPr>
+            <w:r>
+              <w:rPr>
+                <w:rFonts w:ascii="Yu Gothic" w:cs="Yu Gothic" w:eastAsia="Yu Gothic" w:hAnsi="Yu Gothic"/>
+                <w:b w:val="false"/>
+                <w:bCs w:val="false"/>
+                <w:sz w:val="21"/>
+                <w:szCs w:val="21"/>
+              </w:rPr>
+              <w:t xml:space="preserve">全部が 水に つかっている</w:t>
+            </w:r>
+          </w:p>
+        </w:tc>
+      </w:tr>
+      <w:tr>
+        <w:tc>
+          <w:tcPr>
+            <w:tcW w:type="dxa" w:w="800"/>
+            <w:shd w:fill="F2F2F2" w:color="auto" w:val="clear"/>
+            <w:tcMar>
+              <w:top w:type="dxa" w:w="60"/>
+              <w:left w:type="dxa" w:w="90"/>
+              <w:bottom w:type="dxa" w:w="60"/>
+              <w:right w:type="dxa" w:w="90"/>
+            </w:tcMar>
+            <w:vAlign w:val="center"/>
+          </w:tcPr>
+          <w:p>
+            <w:pPr>
+              <w:spacing w:after="0"/>
+              <w:jc w:val="center"/>
+            </w:pPr>
+            <w:r>
+              <w:rPr>
+                <w:rFonts w:ascii="Yu Gothic" w:cs="Yu Gothic" w:eastAsia="Yu Gothic" w:hAnsi="Yu Gothic"/>
+                <w:b/>
+                <w:bCs/>
+                <w:sz w:val="21"/>
+                <w:szCs w:val="21"/>
+              </w:rPr>
+              <w:t xml:space="preserve">40</w:t>
+            </w:r>
+          </w:p>
+        </w:tc>
+        <w:tc>
+          <w:tcPr>
+            <w:tcW w:type="dxa" w:w="2700"/>
+            <w:shd w:fill="F2F2F2" w:color="auto" w:val="clear"/>
+            <w:tcMar>
+              <w:top w:type="dxa" w:w="60"/>
+              <w:left w:type="dxa" w:w="90"/>
+              <w:bottom w:type="dxa" w:w="60"/>
+              <w:right w:type="dxa" w:w="90"/>
+            </w:tcMar>
+            <w:vAlign w:val="center"/>
+          </w:tcPr>
+          <w:p>
+            <w:pPr>
+              <w:spacing w:after="0"/>
+            </w:pPr>
+            <w:r>
+              <w:rPr>
+                <w:rFonts w:ascii="Yu Gothic" w:cs="Yu Gothic" w:eastAsia="Yu Gothic" w:hAnsi="Yu Gothic"/>
+                <w:b w:val="false"/>
+                <w:bCs w:val="false"/>
+                <w:sz w:val="21"/>
+                <w:szCs w:val="21"/>
+              </w:rPr>
+              <w:t xml:space="preserve">ポットを 洗う</w:t>
+            </w:r>
+          </w:p>
+        </w:tc>
+        <w:tc>
+          <w:tcPr>
+            <w:tcW w:type="dxa" w:w="800"/>
+            <w:shd w:fill="F2F2F2" w:color="auto" w:val="clear"/>
+            <w:tcMar>
+              <w:top w:type="dxa" w:w="60"/>
+              <w:left w:type="dxa" w:w="90"/>
+              <w:bottom w:type="dxa" w:w="60"/>
+              <w:right w:type="dxa" w:w="90"/>
+            </w:tcMar>
+            <w:vAlign w:val="center"/>
+          </w:tcPr>
+          <w:p>
+            <w:pPr>
+              <w:spacing w:after="0"/>
+              <w:jc w:val="center"/>
+            </w:pPr>
+            <w:r>
+              <w:rPr>
+                <w:rFonts w:ascii="Yu Gothic" w:cs="Yu Gothic" w:eastAsia="Yu Gothic" w:hAnsi="Yu Gothic"/>
+                <w:b w:val="false"/>
+                <w:bCs w:val="false"/>
+                <w:sz w:val="21"/>
+                <w:szCs w:val="21"/>
+              </w:rPr>
+              <w:t xml:space="preserve">30分</w:t>
+            </w:r>
+          </w:p>
+        </w:tc>
+        <w:tc>
+          <w:tcPr>
+            <w:tcW w:type="dxa" w:w="2200"/>
+            <w:shd w:fill="F2F2F2" w:color="auto" w:val="clear"/>
+            <w:tcMar>
+              <w:top w:type="dxa" w:w="60"/>
+              <w:left w:type="dxa" w:w="90"/>
+              <w:bottom w:type="dxa" w:w="60"/>
+              <w:right w:type="dxa" w:w="90"/>
+            </w:tcMar>
+            <w:vAlign w:val="center"/>
+          </w:tcPr>
+          <w:p>
+            <w:pPr>
+              <w:spacing w:after="0"/>
+            </w:pPr>
+            <w:r>
+              <w:rPr>
+                <w:rFonts w:ascii="Yu Gothic" w:cs="Yu Gothic" w:eastAsia="Yu Gothic" w:hAnsi="Yu Gothic"/>
+                <w:b w:val="false"/>
+                <w:bCs w:val="false"/>
+                <w:sz w:val="21"/>
+                <w:szCs w:val="21"/>
+              </w:rPr>
+              <w:t xml:space="preserve">たわし・スポンジ</w:t>
+            </w:r>
+          </w:p>
+        </w:tc>
+        <w:tc>
+          <w:tcPr>
+            <w:tcW w:type="dxa" w:w="3966"/>
+            <w:shd w:fill="F2F2F2" w:color="auto" w:val="clear"/>
+            <w:tcMar>
+              <w:top w:type="dxa" w:w="60"/>
+              <w:left w:type="dxa" w:w="90"/>
+              <w:bottom w:type="dxa" w:w="60"/>
+              <w:right w:type="dxa" w:w="90"/>
+            </w:tcMar>
+            <w:vAlign w:val="center"/>
+          </w:tcPr>
+          <w:p>
+            <w:pPr>
+              <w:spacing w:after="0"/>
+            </w:pPr>
+            <w:r>
+              <w:rPr>
+                <w:rFonts w:ascii="Yu Gothic" w:cs="Yu Gothic" w:eastAsia="Yu Gothic" w:hAnsi="Yu Gothic"/>
+                <w:b w:val="false"/>
+                <w:bCs w:val="false"/>
+                <w:sz w:val="21"/>
+                <w:szCs w:val="21"/>
+              </w:rPr>
+              <w:t xml:space="preserve">土が ついていない</w:t>
+            </w:r>
+          </w:p>
+        </w:tc>
+      </w:tr>
+      <w:tr>
+        <w:tc>
+          <w:tcPr>
+            <w:tcW w:type="dxa" w:w="800"/>
+            <w:tcMar>
+              <w:top w:type="dxa" w:w="60"/>
+              <w:left w:type="dxa" w:w="90"/>
+              <w:bottom w:type="dxa" w:w="60"/>
+              <w:right w:type="dxa" w:w="90"/>
+            </w:tcMar>
+            <w:vAlign w:val="center"/>
+          </w:tcPr>
+          <w:p>
+            <w:pPr>
+              <w:spacing w:after="0"/>
+              <w:jc w:val="center"/>
+            </w:pPr>
+            <w:r>
+              <w:rPr>
+                <w:rFonts w:ascii="Yu Gothic" w:cs="Yu Gothic" w:eastAsia="Yu Gothic" w:hAnsi="Yu Gothic"/>
+                <w:b/>
+                <w:bCs/>
+                <w:sz w:val="21"/>
+                <w:szCs w:val="21"/>
+              </w:rPr>
+              <w:t xml:space="preserve">41</w:t>
+            </w:r>
+          </w:p>
+        </w:tc>
+        <w:tc>
+          <w:tcPr>
+            <w:tcW w:type="dxa" w:w="2700"/>
+            <w:tcMar>
+              <w:top w:type="dxa" w:w="60"/>
+              <w:left w:type="dxa" w:w="90"/>
+              <w:bottom w:type="dxa" w:w="60"/>
+              <w:right w:type="dxa" w:w="90"/>
+            </w:tcMar>
+            <w:vAlign w:val="center"/>
+          </w:tcPr>
+          <w:p>
+            <w:pPr>
+              <w:spacing w:after="0"/>
+            </w:pPr>
+            <w:r>
+              <w:rPr>
+                <w:rFonts w:ascii="Yu Gothic" w:cs="Yu Gothic" w:eastAsia="Yu Gothic" w:hAnsi="Yu Gothic"/>
+                <w:b w:val="false"/>
+                <w:bCs w:val="false"/>
+                <w:sz w:val="21"/>
+                <w:szCs w:val="21"/>
+              </w:rPr>
+              <w:t xml:space="preserve">ポットを すすぐ</w:t>
+            </w:r>
+          </w:p>
+        </w:tc>
+        <w:tc>
+          <w:tcPr>
+            <w:tcW w:type="dxa" w:w="800"/>
+            <w:tcMar>
+              <w:top w:type="dxa" w:w="60"/>
+              <w:left w:type="dxa" w:w="90"/>
+              <w:bottom w:type="dxa" w:w="60"/>
+              <w:right w:type="dxa" w:w="90"/>
+            </w:tcMar>
+            <w:vAlign w:val="center"/>
+          </w:tcPr>
+          <w:p>
+            <w:pPr>
+              <w:spacing w:after="0"/>
+              <w:jc w:val="center"/>
+            </w:pPr>
+            <w:r>
+              <w:rPr>
+                <w:rFonts w:ascii="Yu Gothic" w:cs="Yu Gothic" w:eastAsia="Yu Gothic" w:hAnsi="Yu Gothic"/>
+                <w:b w:val="false"/>
+                <w:bCs w:val="false"/>
+                <w:sz w:val="21"/>
+                <w:szCs w:val="21"/>
+              </w:rPr>
+              <w:t xml:space="preserve">15分</w:t>
+            </w:r>
+          </w:p>
+        </w:tc>
+        <w:tc>
+          <w:tcPr>
+            <w:tcW w:type="dxa" w:w="2200"/>
+            <w:tcMar>
+              <w:top w:type="dxa" w:w="60"/>
+              <w:left w:type="dxa" w:w="90"/>
+              <w:bottom w:type="dxa" w:w="60"/>
+              <w:right w:type="dxa" w:w="90"/>
+            </w:tcMar>
+            <w:vAlign w:val="center"/>
+          </w:tcPr>
+          <w:p>
+            <w:pPr>
+              <w:spacing w:after="0"/>
+            </w:pPr>
+            <w:r>
+              <w:rPr>
+                <w:rFonts w:ascii="Yu Gothic" w:cs="Yu Gothic" w:eastAsia="Yu Gothic" w:hAnsi="Yu Gothic"/>
+                <w:b w:val="false"/>
+                <w:bCs w:val="false"/>
+                <w:sz w:val="21"/>
+                <w:szCs w:val="21"/>
+              </w:rPr>
+              <w:t xml:space="preserve">水</w:t>
+            </w:r>
+          </w:p>
+        </w:tc>
+        <w:tc>
+          <w:tcPr>
+            <w:tcW w:type="dxa" w:w="3966"/>
+            <w:tcMar>
+              <w:top w:type="dxa" w:w="60"/>
+              <w:left w:type="dxa" w:w="90"/>
+              <w:bottom w:type="dxa" w:w="60"/>
+              <w:right w:type="dxa" w:w="90"/>
+            </w:tcMar>
+            <w:vAlign w:val="center"/>
+          </w:tcPr>
+          <w:p>
+            <w:pPr>
+              <w:spacing w:after="0"/>
+            </w:pPr>
+            <w:r>
+              <w:rPr>
+                <w:rFonts w:ascii="Yu Gothic" w:cs="Yu Gothic" w:eastAsia="Yu Gothic" w:hAnsi="Yu Gothic"/>
+                <w:b w:val="false"/>
+                <w:bCs w:val="false"/>
+                <w:sz w:val="21"/>
+                <w:szCs w:val="21"/>
+              </w:rPr>
+              <w:t xml:space="preserve">せんざいの あわが のこっていない</w:t>
+            </w:r>
+          </w:p>
+        </w:tc>
+      </w:tr>
+      <w:tr>
+        <w:tc>
+          <w:tcPr>
+            <w:tcW w:type="dxa" w:w="800"/>
+            <w:shd w:fill="F2F2F2" w:color="auto" w:val="clear"/>
+            <w:tcMar>
+              <w:top w:type="dxa" w:w="60"/>
+              <w:left w:type="dxa" w:w="90"/>
+              <w:bottom w:type="dxa" w:w="60"/>
+              <w:right w:type="dxa" w:w="90"/>
+            </w:tcMar>
+            <w:vAlign w:val="center"/>
+          </w:tcPr>
+          <w:p>
+            <w:pPr>
+              <w:spacing w:after="0"/>
+              <w:jc w:val="center"/>
+            </w:pPr>
+            <w:r>
+              <w:rPr>
+                <w:rFonts w:ascii="Yu Gothic" w:cs="Yu Gothic" w:eastAsia="Yu Gothic" w:hAnsi="Yu Gothic"/>
+                <w:b/>
+                <w:bCs/>
+                <w:sz w:val="21"/>
+                <w:szCs w:val="21"/>
+              </w:rPr>
+              <w:t xml:space="preserve">42</w:t>
+            </w:r>
+          </w:p>
+        </w:tc>
+        <w:tc>
+          <w:tcPr>
+            <w:tcW w:type="dxa" w:w="2700"/>
+            <w:shd w:fill="F2F2F2" w:color="auto" w:val="clear"/>
+            <w:tcMar>
+              <w:top w:type="dxa" w:w="60"/>
+              <w:left w:type="dxa" w:w="90"/>
+              <w:bottom w:type="dxa" w:w="60"/>
+              <w:right w:type="dxa" w:w="90"/>
+            </w:tcMar>
+            <w:vAlign w:val="center"/>
+          </w:tcPr>
+          <w:p>
+            <w:pPr>
+              <w:spacing w:after="0"/>
+            </w:pPr>
+            <w:r>
+              <w:rPr>
+                <w:rFonts w:ascii="Yu Gothic" w:cs="Yu Gothic" w:eastAsia="Yu Gothic" w:hAnsi="Yu Gothic"/>
+                <w:b w:val="false"/>
+                <w:bCs w:val="false"/>
+                <w:sz w:val="21"/>
+                <w:szCs w:val="21"/>
+              </w:rPr>
+              <w:t xml:space="preserve">ポットを かわかす</w:t>
+            </w:r>
+          </w:p>
+        </w:tc>
+        <w:tc>
+          <w:tcPr>
+            <w:tcW w:type="dxa" w:w="800"/>
+            <w:shd w:fill="F2F2F2" w:color="auto" w:val="clear"/>
+            <w:tcMar>
+              <w:top w:type="dxa" w:w="60"/>
+              <w:left w:type="dxa" w:w="90"/>
+              <w:bottom w:type="dxa" w:w="60"/>
+              <w:right w:type="dxa" w:w="90"/>
+            </w:tcMar>
+            <w:vAlign w:val="center"/>
+          </w:tcPr>
+          <w:p>
+            <w:pPr>
+              <w:spacing w:after="0"/>
+              <w:jc w:val="center"/>
+            </w:pPr>
+            <w:r>
+              <w:rPr>
+                <w:rFonts w:ascii="Yu Gothic" w:cs="Yu Gothic" w:eastAsia="Yu Gothic" w:hAnsi="Yu Gothic"/>
+                <w:b w:val="false"/>
+                <w:bCs w:val="false"/>
+                <w:sz w:val="21"/>
+                <w:szCs w:val="21"/>
+              </w:rPr>
+              <w:t xml:space="preserve">15分</w:t>
+            </w:r>
+          </w:p>
+        </w:tc>
+        <w:tc>
+          <w:tcPr>
+            <w:tcW w:type="dxa" w:w="2200"/>
+            <w:shd w:fill="F2F2F2" w:color="auto" w:val="clear"/>
+            <w:tcMar>
+              <w:top w:type="dxa" w:w="60"/>
+              <w:left w:type="dxa" w:w="90"/>
+              <w:bottom w:type="dxa" w:w="60"/>
+              <w:right w:type="dxa" w:w="90"/>
+            </w:tcMar>
+            <w:vAlign w:val="center"/>
+          </w:tcPr>
+          <w:p>
+            <w:pPr>
+              <w:spacing w:after="0"/>
+            </w:pPr>
+            <w:r>
+              <w:rPr>
+                <w:rFonts w:ascii="Yu Gothic" w:cs="Yu Gothic" w:eastAsia="Yu Gothic" w:hAnsi="Yu Gothic"/>
+                <w:b w:val="false"/>
+                <w:bCs w:val="false"/>
+                <w:sz w:val="21"/>
+                <w:szCs w:val="21"/>
+              </w:rPr>
+              <w:t xml:space="preserve">―</w:t>
+            </w:r>
+          </w:p>
+        </w:tc>
+        <w:tc>
+          <w:tcPr>
+            <w:tcW w:type="dxa" w:w="3966"/>
+            <w:shd w:fill="F2F2F2" w:color="auto" w:val="clear"/>
+            <w:tcMar>
+              <w:top w:type="dxa" w:w="60"/>
+              <w:left w:type="dxa" w:w="90"/>
+              <w:bottom w:type="dxa" w:w="60"/>
+              <w:right w:type="dxa" w:w="90"/>
+            </w:tcMar>
+            <w:vAlign w:val="center"/>
+          </w:tcPr>
+          <w:p>
+            <w:pPr>
+              <w:spacing w:after="0"/>
+            </w:pPr>
+            <w:r>
+              <w:rPr>
+                <w:rFonts w:ascii="Yu Gothic" w:cs="Yu Gothic" w:eastAsia="Yu Gothic" w:hAnsi="Yu Gothic"/>
+                <w:b w:val="false"/>
+                <w:bCs w:val="false"/>
+                <w:sz w:val="21"/>
+                <w:szCs w:val="21"/>
+              </w:rPr>
+              <w:t xml:space="preserve">さかさまに して ならべてある</w:t>
+            </w:r>
+          </w:p>
+        </w:tc>
+      </w:tr>
+      <w:tr>
+        <w:tc>
+          <w:tcPr>
+            <w:tcW w:type="dxa" w:w="800"/>
+            <w:tcMar>
+              <w:top w:type="dxa" w:w="60"/>
+              <w:left w:type="dxa" w:w="90"/>
+              <w:bottom w:type="dxa" w:w="60"/>
+              <w:right w:type="dxa" w:w="90"/>
+            </w:tcMar>
+            <w:vAlign w:val="center"/>
+          </w:tcPr>
+          <w:p>
+            <w:pPr>
+              <w:spacing w:after="0"/>
+              <w:jc w:val="center"/>
+            </w:pPr>
+            <w:r>
+              <w:rPr>
+                <w:rFonts w:ascii="Yu Gothic" w:cs="Yu Gothic" w:eastAsia="Yu Gothic" w:hAnsi="Yu Gothic"/>
+                <w:b/>
+                <w:bCs/>
+                <w:sz w:val="21"/>
+                <w:szCs w:val="21"/>
+              </w:rPr>
+              <w:t xml:space="preserve">43</w:t>
+            </w:r>
+          </w:p>
+        </w:tc>
+        <w:tc>
+          <w:tcPr>
+            <w:tcW w:type="dxa" w:w="2700"/>
+            <w:tcMar>
+              <w:top w:type="dxa" w:w="60"/>
+              <w:left w:type="dxa" w:w="90"/>
+              <w:bottom w:type="dxa" w:w="60"/>
+              <w:right w:type="dxa" w:w="90"/>
+            </w:tcMar>
+            <w:vAlign w:val="center"/>
+          </w:tcPr>
+          <w:p>
+            <w:pPr>
+              <w:spacing w:after="0"/>
+            </w:pPr>
+            <w:r>
+              <w:rPr>
+                <w:rFonts w:ascii="Yu Gothic" w:cs="Yu Gothic" w:eastAsia="Yu Gothic" w:hAnsi="Yu Gothic"/>
+                <w:b w:val="false"/>
+                <w:bCs w:val="false"/>
+                <w:sz w:val="21"/>
+                <w:szCs w:val="21"/>
+              </w:rPr>
+              <w:t xml:space="preserve">ポットを 大きさごとに 分ける</w:t>
+            </w:r>
+          </w:p>
+        </w:tc>
+        <w:tc>
+          <w:tcPr>
+            <w:tcW w:type="dxa" w:w="800"/>
+            <w:tcMar>
+              <w:top w:type="dxa" w:w="60"/>
+              <w:left w:type="dxa" w:w="90"/>
+              <w:bottom w:type="dxa" w:w="60"/>
+              <w:right w:type="dxa" w:w="90"/>
+            </w:tcMar>
+            <w:vAlign w:val="center"/>
+          </w:tcPr>
+          <w:p>
+            <w:pPr>
+              <w:spacing w:after="0"/>
+              <w:jc w:val="center"/>
+            </w:pPr>
+            <w:r>
+              <w:rPr>
+                <w:rFonts w:ascii="Yu Gothic" w:cs="Yu Gothic" w:eastAsia="Yu Gothic" w:hAnsi="Yu Gothic"/>
+                <w:b w:val="false"/>
+                <w:bCs w:val="false"/>
+                <w:sz w:val="21"/>
+                <w:szCs w:val="21"/>
+              </w:rPr>
+              <w:t xml:space="preserve">30分</w:t>
+            </w:r>
+          </w:p>
+        </w:tc>
+        <w:tc>
+          <w:tcPr>
+            <w:tcW w:type="dxa" w:w="2200"/>
+            <w:tcMar>
+              <w:top w:type="dxa" w:w="60"/>
+              <w:left w:type="dxa" w:w="90"/>
+              <w:bottom w:type="dxa" w:w="60"/>
+              <w:right w:type="dxa" w:w="90"/>
+            </w:tcMar>
+            <w:vAlign w:val="center"/>
+          </w:tcPr>
+          <w:p>
+            <w:pPr>
+              <w:spacing w:after="0"/>
+            </w:pPr>
+            <w:r>
+              <w:rPr>
+                <w:rFonts w:ascii="Yu Gothic" w:cs="Yu Gothic" w:eastAsia="Yu Gothic" w:hAnsi="Yu Gothic"/>
+                <w:b w:val="false"/>
+                <w:bCs w:val="false"/>
+                <w:sz w:val="21"/>
+                <w:szCs w:val="21"/>
+              </w:rPr>
+              <w:t xml:space="preserve">―</w:t>
+            </w:r>
+          </w:p>
+        </w:tc>
+        <w:tc>
+          <w:tcPr>
+            <w:tcW w:type="dxa" w:w="3966"/>
+            <w:tcMar>
+              <w:top w:type="dxa" w:w="60"/>
+              <w:left w:type="dxa" w:w="90"/>
+              <w:bottom w:type="dxa" w:w="60"/>
+              <w:right w:type="dxa" w:w="90"/>
+            </w:tcMar>
+            <w:vAlign w:val="center"/>
+          </w:tcPr>
+          <w:p>
+            <w:pPr>
+              <w:spacing w:after="0"/>
+            </w:pPr>
+            <w:r>
+              <w:rPr>
+                <w:rFonts w:ascii="Yu Gothic" w:cs="Yu Gothic" w:eastAsia="Yu Gothic" w:hAnsi="Yu Gothic"/>
+                <w:b w:val="false"/>
+                <w:bCs w:val="false"/>
+                <w:sz w:val="21"/>
+                <w:szCs w:val="21"/>
+              </w:rPr>
+              <w:t xml:space="preserve">サイズごとに 重ねてある</w:t>
+            </w:r>
+          </w:p>
+        </w:tc>
+      </w:tr>
+      <w:tr>
+        <w:tc>
+          <w:tcPr>
+            <w:tcW w:type="dxa" w:w="800"/>
+            <w:shd w:fill="F2F2F2" w:color="auto" w:val="clear"/>
+            <w:tcMar>
+              <w:top w:type="dxa" w:w="60"/>
+              <w:left w:type="dxa" w:w="90"/>
+              <w:bottom w:type="dxa" w:w="60"/>
+              <w:right w:type="dxa" w:w="90"/>
+            </w:tcMar>
+            <w:vAlign w:val="center"/>
+          </w:tcPr>
+          <w:p>
+            <w:pPr>
+              <w:spacing w:after="0"/>
+              <w:jc w:val="center"/>
+            </w:pPr>
+            <w:r>
+              <w:rPr>
+                <w:rFonts w:ascii="Yu Gothic" w:cs="Yu Gothic" w:eastAsia="Yu Gothic" w:hAnsi="Yu Gothic"/>
+                <w:b/>
+                <w:bCs/>
+                <w:sz w:val="21"/>
+                <w:szCs w:val="21"/>
+              </w:rPr>
+              <w:t xml:space="preserve">44</w:t>
+            </w:r>
+          </w:p>
+        </w:tc>
+        <w:tc>
+          <w:tcPr>
+            <w:tcW w:type="dxa" w:w="2700"/>
+            <w:shd w:fill="F2F2F2" w:color="auto" w:val="clear"/>
+            <w:tcMar>
+              <w:top w:type="dxa" w:w="60"/>
+              <w:left w:type="dxa" w:w="90"/>
+              <w:bottom w:type="dxa" w:w="60"/>
+              <w:right w:type="dxa" w:w="90"/>
+            </w:tcMar>
+            <w:vAlign w:val="center"/>
+          </w:tcPr>
+          <w:p>
+            <w:pPr>
+              <w:spacing w:after="0"/>
+            </w:pPr>
+            <w:r>
+              <w:rPr>
+                <w:rFonts w:ascii="Yu Gothic" w:cs="Yu Gothic" w:eastAsia="Yu Gothic" w:hAnsi="Yu Gothic"/>
+                <w:b w:val="false"/>
+                <w:bCs w:val="false"/>
+                <w:sz w:val="21"/>
+                <w:szCs w:val="21"/>
+              </w:rPr>
+              <w:t xml:space="preserve">ポットの 数を かぞえる</w:t>
+            </w:r>
+          </w:p>
+        </w:tc>
+        <w:tc>
+          <w:tcPr>
+            <w:tcW w:type="dxa" w:w="800"/>
+            <w:shd w:fill="F2F2F2" w:color="auto" w:val="clear"/>
+            <w:tcMar>
+              <w:top w:type="dxa" w:w="60"/>
+              <w:left w:type="dxa" w:w="90"/>
+              <w:bottom w:type="dxa" w:w="60"/>
+              <w:right w:type="dxa" w:w="90"/>
+            </w:tcMar>
+            <w:vAlign w:val="center"/>
+          </w:tcPr>
+          <w:p>
+            <w:pPr>
+              <w:spacing w:after="0"/>
+              <w:jc w:val="center"/>
+            </w:pPr>
+            <w:r>
+              <w:rPr>
+                <w:rFonts w:ascii="Yu Gothic" w:cs="Yu Gothic" w:eastAsia="Yu Gothic" w:hAnsi="Yu Gothic"/>
+                <w:b w:val="false"/>
+                <w:bCs w:val="false"/>
+                <w:sz w:val="21"/>
+                <w:szCs w:val="21"/>
+              </w:rPr>
+              <w:t xml:space="preserve">15分</w:t>
+            </w:r>
+          </w:p>
+        </w:tc>
+        <w:tc>
+          <w:tcPr>
+            <w:tcW w:type="dxa" w:w="2200"/>
+            <w:shd w:fill="F2F2F2" w:color="auto" w:val="clear"/>
+            <w:tcMar>
+              <w:top w:type="dxa" w:w="60"/>
+              <w:left w:type="dxa" w:w="90"/>
+              <w:bottom w:type="dxa" w:w="60"/>
+              <w:right w:type="dxa" w:w="90"/>
+            </w:tcMar>
+            <w:vAlign w:val="center"/>
+          </w:tcPr>
+          <w:p>
+            <w:pPr>
+              <w:spacing w:after="0"/>
+            </w:pPr>
+            <w:r>
+              <w:rPr>
+                <w:rFonts w:ascii="Yu Gothic" w:cs="Yu Gothic" w:eastAsia="Yu Gothic" w:hAnsi="Yu Gothic"/>
+                <w:b w:val="false"/>
+                <w:bCs w:val="false"/>
+                <w:sz w:val="21"/>
+                <w:szCs w:val="21"/>
+              </w:rPr>
+              <w:t xml:space="preserve">きろく用紙</w:t>
+            </w:r>
+          </w:p>
+        </w:tc>
+        <w:tc>
+          <w:tcPr>
+            <w:tcW w:type="dxa" w:w="3966"/>
+            <w:shd w:fill="F2F2F2" w:color="auto" w:val="clear"/>
+            <w:tcMar>
+              <w:top w:type="dxa" w:w="60"/>
+              <w:left w:type="dxa" w:w="90"/>
+              <w:bottom w:type="dxa" w:w="60"/>
+              <w:right w:type="dxa" w:w="90"/>
+            </w:tcMar>
+            <w:vAlign w:val="center"/>
+          </w:tcPr>
+          <w:p>
+            <w:pPr>
+              <w:spacing w:after="0"/>
+            </w:pPr>
+            <w:r>
+              <w:rPr>
+                <w:rFonts w:ascii="Yu Gothic" w:cs="Yu Gothic" w:eastAsia="Yu Gothic" w:hAnsi="Yu Gothic"/>
+                <w:b w:val="false"/>
+                <w:bCs w:val="false"/>
+                <w:sz w:val="21"/>
+                <w:szCs w:val="21"/>
+              </w:rPr>
+              <w:t xml:space="preserve">数を 書いて ほうこくした</w:t>
+            </w:r>
+          </w:p>
+        </w:tc>
+      </w:tr>
+      <w:tr>
+        <w:tc>
+          <w:tcPr>
+            <w:tcW w:type="dxa" w:w="800"/>
+            <w:tcMar>
+              <w:top w:type="dxa" w:w="60"/>
+              <w:left w:type="dxa" w:w="90"/>
+              <w:bottom w:type="dxa" w:w="60"/>
+              <w:right w:type="dxa" w:w="90"/>
+            </w:tcMar>
+            <w:vAlign w:val="center"/>
+          </w:tcPr>
+          <w:p>
+            <w:pPr>
+              <w:spacing w:after="0"/>
+              <w:jc w:val="center"/>
+            </w:pPr>
+            <w:r>
+              <w:rPr>
+                <w:rFonts w:ascii="Yu Gothic" w:cs="Yu Gothic" w:eastAsia="Yu Gothic" w:hAnsi="Yu Gothic"/>
+                <w:b/>
+                <w:bCs/>
+                <w:sz w:val="21"/>
+                <w:szCs w:val="21"/>
+              </w:rPr>
+              <w:t xml:space="preserve">45</w:t>
             </w:r>
           </w:p>
         </w:tc>
@@ -6284,7 +7664,7 @@
           <w:sz w:val="20"/>
           <w:szCs w:val="20"/>
         </w:rPr>
-        <w:t xml:space="preserve">※ 31 → 32 → 33 → 34 の じゅんばんで すすめます。今日 どこまで やるかを 先生と 決めます。</w:t>
+        <w:t xml:space="preserve">※ 39 → 40 → 41 → 42 の じゅんばんで すすめます。今日 どこまで やるかを 先生と 決めます。</w:t>
       </w:r>
     </w:p>
     <w:p>
@@ -6300,7 +7680,7 @@
           <w:sz w:val="30"/>
           <w:szCs w:val="30"/>
         </w:rPr>
-        <w:t xml:space="preserve">　５　その他の しごと　</w:t>
+        <w:t xml:space="preserve">　６　その他の しごと　</w:t>
       </w:r>
     </w:p>
     <w:tbl>
@@ -6494,7 +7874,7 @@
                 <w:sz w:val="21"/>
                 <w:szCs w:val="21"/>
               </w:rPr>
-              <w:t xml:space="preserve">38</w:t>
+              <w:t xml:space="preserve">46</w:t>
             </w:r>
           </w:p>
         </w:tc>
@@ -6634,7 +8014,7 @@
                 <w:sz w:val="21"/>
                 <w:szCs w:val="21"/>
               </w:rPr>
-              <w:t xml:space="preserve">39</w:t>
+              <w:t xml:space="preserve">47</w:t>
             </w:r>
           </w:p>
         </w:tc>
@@ -6777,7 +8157,7 @@
                 <w:sz w:val="21"/>
                 <w:szCs w:val="21"/>
               </w:rPr>
-              <w:t xml:space="preserve">40</w:t>
+              <w:t xml:space="preserve">48</w:t>
             </w:r>
           </w:p>
         </w:tc>
